--- a/00-首页/题组Word/专项卷/二分册/专项卷XI-学生版.docx
+++ b/00-首页/题组Word/专项卷/二分册/专项卷XI-学生版.docx
@@ -181,15 +181,28 @@
         <w:rPr>
           <w:rFonts w:ascii="Times New Roman" w:hAnsi="Times New Roman" w:eastAsia="Times New Roman" w:cs="Times New Roman"/>
         </w:rPr>
-        <w:t xml:space="preserve"> TaS</w:t>
-      </w:r>
-      <w:r>
-        <w:rPr>
-          <w:rFonts w:ascii="Times New Roman" w:hAnsi="Times New Roman" w:eastAsia="Times New Roman" w:cs="Times New Roman"/>
-          <w:vertAlign w:val="subscript"/>
-        </w:rPr>
-        <w:t>2</w:t>
-      </w:r>
+        <w:t xml:space="preserve"> </w:t>
+      </w:r>
+      <m:oMath>
+        <m:r>
+          <m:t>T</m:t>
+        </m:r>
+        <m:r>
+          <m:t>a</m:t>
+        </m:r>
+        <m:sSub>
+          <m:e>
+            <m:r>
+              <m:t>S</m:t>
+            </m:r>
+          </m:e>
+          <m:sub>
+            <m:r>
+              <m:t>2</m:t>
+            </m:r>
+          </m:sub>
+        </m:sSub>
+      </m:oMath>
       <w:r>
         <w:rPr>
           <w:rFonts w:ascii="Times New Roman" w:hAnsi="Times New Roman" w:eastAsia="Times New Roman" w:cs="Times New Roman"/>
@@ -587,15 +600,28 @@
         <w:rPr>
           <w:rFonts w:ascii="Times New Roman" w:hAnsi="Times New Roman" w:eastAsia="Times New Roman" w:cs="Times New Roman"/>
         </w:rPr>
-        <w:t xml:space="preserve"> TaI</w:t>
-      </w:r>
-      <w:r>
-        <w:rPr>
-          <w:rFonts w:ascii="Times New Roman" w:hAnsi="Times New Roman" w:eastAsia="Times New Roman" w:cs="Times New Roman"/>
-          <w:vertAlign w:val="subscript"/>
-        </w:rPr>
-        <w:t>4</w:t>
-      </w:r>
+        <w:t xml:space="preserve"> </w:t>
+      </w:r>
+      <m:oMath>
+        <m:r>
+          <m:t>T</m:t>
+        </m:r>
+        <m:r>
+          <m:t>a</m:t>
+        </m:r>
+        <m:sSub>
+          <m:e>
+            <m:r>
+              <m:t>I</m:t>
+            </m:r>
+          </m:e>
+          <m:sub>
+            <m:r>
+              <m:t>4</m:t>
+            </m:r>
+          </m:sub>
+        </m:sSub>
+      </m:oMath>
       <w:r>
         <w:rPr>
           <w:rFonts w:ascii="Times New Roman" w:hAnsi="Times New Roman" w:eastAsia="Times New Roman" w:cs="Times New Roman"/>
@@ -636,15 +662,22 @@
         <w:rPr>
           <w:rFonts w:ascii="Times New Roman" w:hAnsi="Times New Roman" w:eastAsia="Times New Roman" w:cs="Times New Roman"/>
         </w:rPr>
-        <w:t xml:space="preserve"> I</w:t>
-      </w:r>
-      <w:r>
-        <w:rPr>
-          <w:rFonts w:ascii="Times New Roman" w:hAnsi="Times New Roman" w:eastAsia="Times New Roman" w:cs="Times New Roman"/>
-          <w:vertAlign w:val="subscript"/>
-        </w:rPr>
-        <w:t>2</w:t>
-      </w:r>
+        <w:t xml:space="preserve"> </w:t>
+      </w:r>
+      <m:oMath>
+        <m:sSub>
+          <m:e>
+            <m:r>
+              <m:t>I</m:t>
+            </m:r>
+          </m:e>
+          <m:sub>
+            <m:r>
+              <m:t>2</m:t>
+            </m:r>
+          </m:sub>
+        </m:sSub>
+      </m:oMath>
       <w:r>
         <w:rPr>
           <w:rFonts w:ascii="Times New Roman" w:hAnsi="Times New Roman" w:eastAsia="Times New Roman" w:cs="Times New Roman"/>
@@ -685,15 +718,22 @@
         <w:rPr>
           <w:rFonts w:ascii="Times New Roman" w:hAnsi="Times New Roman" w:eastAsia="Times New Roman" w:cs="Times New Roman"/>
         </w:rPr>
-        <w:t xml:space="preserve"> I</w:t>
-      </w:r>
-      <w:r>
-        <w:rPr>
-          <w:rFonts w:ascii="Times New Roman" w:hAnsi="Times New Roman" w:eastAsia="Times New Roman" w:cs="Times New Roman"/>
-          <w:vertAlign w:val="subscript"/>
-        </w:rPr>
-        <w:t>2</w:t>
-      </w:r>
+        <w:t xml:space="preserve"> </w:t>
+      </w:r>
+      <m:oMath>
+        <m:sSub>
+          <m:e>
+            <m:r>
+              <m:t>I</m:t>
+            </m:r>
+          </m:e>
+          <m:sub>
+            <m:r>
+              <m:t>2</m:t>
+            </m:r>
+          </m:sub>
+        </m:sSub>
+      </m:oMath>
       <w:r>
         <w:rPr>
           <w:rFonts w:ascii="Times New Roman" w:hAnsi="Times New Roman" w:eastAsia="Times New Roman" w:cs="Times New Roman"/>
@@ -710,15 +750,28 @@
         <w:rPr>
           <w:rFonts w:ascii="Times New Roman" w:hAnsi="Times New Roman" w:eastAsia="Times New Roman" w:cs="Times New Roman"/>
         </w:rPr>
-        <w:t xml:space="preserve"> TaS</w:t>
-      </w:r>
-      <w:r>
-        <w:rPr>
-          <w:rFonts w:ascii="Times New Roman" w:hAnsi="Times New Roman" w:eastAsia="Times New Roman" w:cs="Times New Roman"/>
-          <w:vertAlign w:val="subscript"/>
-        </w:rPr>
-        <w:t>2</w:t>
-      </w:r>
+        <w:t xml:space="preserve"> </w:t>
+      </w:r>
+      <m:oMath>
+        <m:r>
+          <m:t>T</m:t>
+        </m:r>
+        <m:r>
+          <m:t>a</m:t>
+        </m:r>
+        <m:sSub>
+          <m:e>
+            <m:r>
+              <m:t>S</m:t>
+            </m:r>
+          </m:e>
+          <m:sub>
+            <m:r>
+              <m:t>2</m:t>
+            </m:r>
+          </m:sub>
+        </m:sSub>
+      </m:oMath>
       <w:r>
         <w:rPr>
           <w:rFonts w:ascii="Times New Roman" w:hAnsi="Times New Roman" w:eastAsia="Times New Roman" w:cs="Times New Roman"/>
@@ -753,15 +806,28 @@
         <w:rPr>
           <w:rFonts w:ascii="Times New Roman" w:hAnsi="Times New Roman" w:eastAsia="Times New Roman" w:cs="Times New Roman"/>
         </w:rPr>
-        <w:t xml:space="preserve"> TaI</w:t>
-      </w:r>
-      <w:r>
-        <w:rPr>
-          <w:rFonts w:ascii="Times New Roman" w:hAnsi="Times New Roman" w:eastAsia="Times New Roman" w:cs="Times New Roman"/>
-          <w:vertAlign w:val="subscript"/>
-        </w:rPr>
-        <w:t>4</w:t>
-      </w:r>
+        <w:t xml:space="preserve"> </w:t>
+      </w:r>
+      <m:oMath>
+        <m:r>
+          <m:t>T</m:t>
+        </m:r>
+        <m:r>
+          <m:t>a</m:t>
+        </m:r>
+        <m:sSub>
+          <m:e>
+            <m:r>
+              <m:t>I</m:t>
+            </m:r>
+          </m:e>
+          <m:sub>
+            <m:r>
+              <m:t>4</m:t>
+            </m:r>
+          </m:sub>
+        </m:sSub>
+      </m:oMath>
       <w:r>
         <w:rPr>
           <w:rFonts w:ascii="Times New Roman" w:hAnsi="Times New Roman" w:eastAsia="Times New Roman" w:cs="Times New Roman"/>
@@ -778,15 +844,22 @@
         <w:rPr>
           <w:rFonts w:ascii="Times New Roman" w:hAnsi="Times New Roman" w:eastAsia="Times New Roman" w:cs="Times New Roman"/>
         </w:rPr>
-        <w:t xml:space="preserve"> S</w:t>
-      </w:r>
-      <w:r>
-        <w:rPr>
-          <w:rFonts w:ascii="Times New Roman" w:hAnsi="Times New Roman" w:eastAsia="Times New Roman" w:cs="Times New Roman"/>
-          <w:vertAlign w:val="subscript"/>
-        </w:rPr>
-        <w:t>2</w:t>
-      </w:r>
+        <w:t xml:space="preserve"> </w:t>
+      </w:r>
+      <m:oMath>
+        <m:sSub>
+          <m:e>
+            <m:r>
+              <m:t>S</m:t>
+            </m:r>
+          </m:e>
+          <m:sub>
+            <m:r>
+              <m:t>2</m:t>
+            </m:r>
+          </m:sub>
+        </m:sSub>
+      </m:oMath>
       <w:r>
         <w:rPr>
           <w:rFonts w:ascii="Times New Roman" w:hAnsi="Times New Roman" w:eastAsia="Times New Roman" w:cs="Times New Roman"/>
@@ -2519,22 +2592,36 @@
         <w:rPr>
           <w:rFonts w:ascii="Times New Roman" w:hAnsi="Times New Roman" w:eastAsia="Times New Roman" w:cs="Times New Roman"/>
         </w:rPr>
-        <w:t xml:space="preserve"> CO</w:t>
-      </w:r>
-      <w:r>
-        <w:rPr>
-          <w:rFonts w:ascii="Times New Roman" w:hAnsi="Times New Roman" w:eastAsia="Times New Roman" w:cs="Times New Roman"/>
-          <w:vertAlign w:val="subscript"/>
-        </w:rPr>
-        <w:t>3</w:t>
-      </w:r>
-      <w:r>
-        <w:rPr>
-          <w:rFonts w:ascii="Times New Roman" w:hAnsi="Times New Roman" w:eastAsia="Times New Roman" w:cs="Times New Roman"/>
-          <w:vertAlign w:val="superscript"/>
-        </w:rPr>
-        <w:t>2-</w:t>
-      </w:r>
+        <w:t xml:space="preserve"> </w:t>
+      </w:r>
+      <m:oMath>
+        <m:r>
+          <m:t>C</m:t>
+        </m:r>
+        <m:sSubSup>
+          <m:e>
+            <m:r>
+              <m:t>O</m:t>
+            </m:r>
+          </m:e>
+          <m:sub>
+            <m:r>
+              <m:t>3</m:t>
+            </m:r>
+          </m:sub>
+          <m:sup>
+            <m:r>
+              <m:t>2</m:t>
+            </m:r>
+            <m:r>
+              <m:rPr>
+                <m:sty m:val="p"/>
+              </m:rPr>
+              <m:t>−</m:t>
+            </m:r>
+          </m:sup>
+        </m:sSubSup>
+      </m:oMath>
       <w:r>
         <w:rPr>
           <w:rFonts w:ascii="Times New Roman" w:hAnsi="Times New Roman" w:eastAsia="Times New Roman" w:cs="Times New Roman"/>
@@ -2568,22 +2655,36 @@
         <w:rPr>
           <w:rFonts w:ascii="Times New Roman" w:hAnsi="Times New Roman" w:eastAsia="Times New Roman" w:cs="Times New Roman"/>
         </w:rPr>
-        <w:t xml:space="preserve"> CO</w:t>
-      </w:r>
-      <w:r>
-        <w:rPr>
-          <w:rFonts w:ascii="Times New Roman" w:hAnsi="Times New Roman" w:eastAsia="Times New Roman" w:cs="Times New Roman"/>
-          <w:vertAlign w:val="subscript"/>
-        </w:rPr>
-        <w:t>3</w:t>
-      </w:r>
-      <w:r>
-        <w:rPr>
-          <w:rFonts w:ascii="Times New Roman" w:hAnsi="Times New Roman" w:eastAsia="Times New Roman" w:cs="Times New Roman"/>
-          <w:vertAlign w:val="superscript"/>
-        </w:rPr>
-        <w:t>2-</w:t>
-      </w:r>
+        <w:t xml:space="preserve"> </w:t>
+      </w:r>
+      <m:oMath>
+        <m:r>
+          <m:t>C</m:t>
+        </m:r>
+        <m:sSubSup>
+          <m:e>
+            <m:r>
+              <m:t>O</m:t>
+            </m:r>
+          </m:e>
+          <m:sub>
+            <m:r>
+              <m:t>3</m:t>
+            </m:r>
+          </m:sub>
+          <m:sup>
+            <m:r>
+              <m:t>2</m:t>
+            </m:r>
+            <m:r>
+              <m:rPr>
+                <m:sty m:val="p"/>
+              </m:rPr>
+              <m:t>−</m:t>
+            </m:r>
+          </m:sup>
+        </m:sSubSup>
+      </m:oMath>
       <w:r>
         <w:rPr>
           <w:rFonts w:ascii="Times New Roman" w:hAnsi="Times New Roman" w:eastAsia="Times New Roman" w:cs="Times New Roman"/>
@@ -4102,15 +4203,25 @@
         <w:rPr>
           <w:rFonts w:ascii="Times New Roman" w:hAnsi="Times New Roman" w:eastAsia="Times New Roman" w:cs="Times New Roman"/>
         </w:rPr>
-        <w:t xml:space="preserve"> NO</w:t>
-      </w:r>
-      <w:r>
-        <w:rPr>
-          <w:rFonts w:ascii="Times New Roman" w:hAnsi="Times New Roman" w:eastAsia="Times New Roman" w:cs="Times New Roman"/>
-          <w:vertAlign w:val="subscript"/>
-        </w:rPr>
-        <w:t>2</w:t>
-      </w:r>
+        <w:t xml:space="preserve"> </w:t>
+      </w:r>
+      <m:oMath>
+        <m:r>
+          <m:t>N</m:t>
+        </m:r>
+        <m:sSub>
+          <m:e>
+            <m:r>
+              <m:t>O</m:t>
+            </m:r>
+          </m:e>
+          <m:sub>
+            <m:r>
+              <m:t>2</m:t>
+            </m:r>
+          </m:sub>
+        </m:sSub>
+      </m:oMath>
       <w:r>
         <w:rPr>
           <w:rFonts w:ascii="Times New Roman" w:hAnsi="Times New Roman" w:eastAsia="Times New Roman" w:cs="Times New Roman"/>
@@ -4183,15 +4294,22 @@
         <w:rPr>
           <w:rFonts w:ascii="Times New Roman" w:hAnsi="Times New Roman" w:eastAsia="Times New Roman" w:cs="Times New Roman"/>
         </w:rPr>
-        <w:t xml:space="preserve"> H</w:t>
-      </w:r>
-      <w:r>
-        <w:rPr>
-          <w:rFonts w:ascii="Times New Roman" w:hAnsi="Times New Roman" w:eastAsia="Times New Roman" w:cs="Times New Roman"/>
-          <w:vertAlign w:val="subscript"/>
-        </w:rPr>
-        <w:t>2</w:t>
-      </w:r>
+        <w:t xml:space="preserve"> </w:t>
+      </w:r>
+      <m:oMath>
+        <m:sSub>
+          <m:e>
+            <m:r>
+              <m:t>H</m:t>
+            </m:r>
+          </m:e>
+          <m:sub>
+            <m:r>
+              <m:t>2</m:t>
+            </m:r>
+          </m:sub>
+        </m:sSub>
+      </m:oMath>
       <w:r>
         <w:rPr>
           <w:rFonts w:ascii="Times New Roman" w:hAnsi="Times New Roman" w:eastAsia="Times New Roman" w:cs="Times New Roman"/>
@@ -4274,19 +4392,26 @@
         </w:rPr>
         <w:t xml:space="preserve"> </w:t>
       </w:r>
-      <w:r>
-        <w:rPr>
-          <w:rFonts w:hint="eastAsia" w:ascii="Times New Roman" w:hAnsi="Times New Roman" w:eastAsia="Times New Roman" w:cs="Times New Roman"/>
-        </w:rPr>
-        <w:t>HNO</w:t>
-      </w:r>
-      <w:r>
-        <w:rPr>
-          <w:rFonts w:hint="eastAsia" w:ascii="Times New Roman" w:hAnsi="Times New Roman" w:eastAsia="Times New Roman" w:cs="Times New Roman"/>
-          <w:vertAlign w:val="subscript"/>
-        </w:rPr>
-        <w:t>3</w:t>
-      </w:r>
+      <m:oMath>
+        <m:r>
+          <m:t>H</m:t>
+        </m:r>
+        <m:r>
+          <m:t>N</m:t>
+        </m:r>
+        <m:sSub>
+          <m:e>
+            <m:r>
+              <m:t>O</m:t>
+            </m:r>
+          </m:e>
+          <m:sub>
+            <m:r>
+              <m:t>3</m:t>
+            </m:r>
+          </m:sub>
+        </m:sSub>
+      </m:oMath>
       <w:r>
         <w:rPr>
           <w:rFonts w:hint="eastAsia" w:ascii="Times New Roman" w:hAnsi="Times New Roman" w:eastAsia="Times New Roman" w:cs="Times New Roman"/>
@@ -4305,24 +4430,25 @@
         </w:rPr>
         <w:t xml:space="preserve"> </w:t>
       </w:r>
-      <w:r>
-        <w:rPr>
-          <w:rFonts w:hint="eastAsia" w:ascii="Times New Roman" w:hAnsi="Times New Roman" w:eastAsia="Times New Roman" w:cs="Times New Roman"/>
-        </w:rPr>
-        <w:t>O</w:t>
-      </w:r>
-      <w:r>
-        <w:rPr>
-          <w:rFonts w:hint="eastAsia" w:ascii="Times New Roman" w:hAnsi="Times New Roman" w:eastAsia="Times New Roman" w:cs="Times New Roman"/>
-          <w:vertAlign w:val="subscript"/>
-        </w:rPr>
-        <w:t>2</w:t>
-      </w:r>
-      <w:r>
-        <w:rPr>
-          <w:rFonts w:hint="eastAsia" w:ascii="Times New Roman" w:hAnsi="Times New Roman" w:eastAsia="Times New Roman" w:cs="Times New Roman"/>
-        </w:rPr>
-        <w:t>？</w:t>
+      <m:oMath>
+        <m:sSub>
+          <m:e>
+            <m:r>
+              <m:t>O</m:t>
+            </m:r>
+          </m:e>
+          <m:sub>
+            <m:r>
+              <m:t>2</m:t>
+            </m:r>
+          </m:sub>
+        </m:sSub>
+      </m:oMath>
+      <w:r>
+        <w:rPr>
+          <w:rFonts w:hint="eastAsia" w:ascii="Times New Roman" w:hAnsi="Times New Roman" w:eastAsia="Times New Roman" w:cs="Times New Roman"/>
+        </w:rPr>
+        <w:t xml:space="preserve">？</w:t>
       </w:r>
     </w:p>
     <w:p>
@@ -4612,15 +4738,22 @@
         <w:rPr>
           <w:rFonts w:ascii="Times New Roman" w:hAnsi="Times New Roman" w:eastAsia="Times New Roman" w:cs="Times New Roman"/>
         </w:rPr>
-        <w:t xml:space="preserve"> H</w:t>
-      </w:r>
-      <w:r>
-        <w:rPr>
-          <w:rFonts w:ascii="Times New Roman" w:hAnsi="Times New Roman" w:eastAsia="Times New Roman" w:cs="Times New Roman"/>
-          <w:vertAlign w:val="subscript"/>
-        </w:rPr>
-        <w:t>2</w:t>
-      </w:r>
+        <w:t xml:space="preserve"> </w:t>
+      </w:r>
+      <m:oMath>
+        <m:sSub>
+          <m:e>
+            <m:r>
+              <m:t>H</m:t>
+            </m:r>
+          </m:e>
+          <m:sub>
+            <m:r>
+              <m:t>2</m:t>
+            </m:r>
+          </m:sub>
+        </m:sSub>
+      </m:oMath>
       <w:r>
         <w:rPr>
           <w:rFonts w:ascii="Times New Roman" w:hAnsi="Times New Roman" w:eastAsia="Times New Roman" w:cs="Times New Roman"/>
@@ -4751,28 +4884,60 @@
         <w:rPr>
           <w:rFonts w:ascii="Times New Roman" w:hAnsi="Times New Roman" w:eastAsia="Times New Roman" w:cs="Times New Roman"/>
         </w:rPr>
-        <w:t xml:space="preserve"> Mn</w:t>
-      </w:r>
-      <w:r>
-        <w:rPr>
-          <w:rFonts w:ascii="Times New Roman" w:hAnsi="Times New Roman" w:eastAsia="Times New Roman" w:cs="Times New Roman"/>
-          <w:vertAlign w:val="superscript"/>
-        </w:rPr>
-        <w:t>2+</w:t>
-      </w:r>
-      <w:r>
-        <w:rPr>
-          <w:rFonts w:ascii="Times New Roman" w:hAnsi="Times New Roman" w:eastAsia="Times New Roman" w:cs="Times New Roman"/>
-        </w:rPr>
-        <w:t>、Pb</w:t>
-      </w:r>
-      <w:r>
-        <w:rPr>
-          <w:rFonts w:ascii="Times New Roman" w:hAnsi="Times New Roman" w:eastAsia="Times New Roman" w:cs="Times New Roman"/>
-          <w:vertAlign w:val="superscript"/>
-        </w:rPr>
-        <w:t>2+</w:t>
-      </w:r>
+        <w:t xml:space="preserve"> </w:t>
+      </w:r>
+      <m:oMath>
+        <m:r>
+          <m:t>M</m:t>
+        </m:r>
+        <m:sSup>
+          <m:e>
+            <m:r>
+              <m:t>n</m:t>
+            </m:r>
+          </m:e>
+          <m:sup>
+            <m:r>
+              <m:t>2</m:t>
+            </m:r>
+            <m:r>
+              <m:rPr>
+                <m:sty m:val="p"/>
+              </m:rPr>
+              <m:t>+</m:t>
+            </m:r>
+          </m:sup>
+        </m:sSup>
+      </m:oMath>
+      <w:r>
+        <w:rPr>
+          <w:rFonts w:ascii="Times New Roman" w:hAnsi="Times New Roman" w:eastAsia="Times New Roman" w:cs="Times New Roman"/>
+        </w:rPr>
+        <w:t xml:space="preserve">、</w:t>
+      </w:r>
+      <m:oMath>
+        <m:r>
+          <m:t>P</m:t>
+        </m:r>
+        <m:sSup>
+          <m:e>
+            <m:r>
+              <m:t>b</m:t>
+            </m:r>
+          </m:e>
+          <m:sup>
+            <m:r>
+              <m:t>2</m:t>
+            </m:r>
+            <m:r>
+              <m:rPr>
+                <m:sty m:val="p"/>
+              </m:rPr>
+              <m:t>+</m:t>
+            </m:r>
+          </m:sup>
+        </m:sSup>
+      </m:oMath>
       <w:r>
         <w:rPr>
           <w:rFonts w:ascii="Times New Roman" w:hAnsi="Times New Roman" w:eastAsia="Times New Roman" w:cs="Times New Roman"/>
@@ -5082,15 +5247,31 @@
         <w:rPr>
           <w:rFonts w:ascii="Times New Roman" w:hAnsi="Times New Roman" w:eastAsia="Times New Roman" w:cs="Times New Roman"/>
         </w:rPr>
-        <w:t xml:space="preserve"> Mn</w:t>
-      </w:r>
-      <w:r>
-        <w:rPr>
-          <w:rFonts w:ascii="Times New Roman" w:hAnsi="Times New Roman" w:eastAsia="Times New Roman" w:cs="Times New Roman"/>
-          <w:vertAlign w:val="superscript"/>
-        </w:rPr>
-        <w:t>2+</w:t>
-      </w:r>
+        <w:t xml:space="preserve"> </w:t>
+      </w:r>
+      <m:oMath>
+        <m:r>
+          <m:t>M</m:t>
+        </m:r>
+        <m:sSup>
+          <m:e>
+            <m:r>
+              <m:t>n</m:t>
+            </m:r>
+          </m:e>
+          <m:sup>
+            <m:r>
+              <m:t>2</m:t>
+            </m:r>
+            <m:r>
+              <m:rPr>
+                <m:sty m:val="p"/>
+              </m:rPr>
+              <m:t>+</m:t>
+            </m:r>
+          </m:sup>
+        </m:sSup>
+      </m:oMath>
       <w:r>
         <w:rPr>
           <w:rFonts w:ascii="Times New Roman" w:hAnsi="Times New Roman" w:eastAsia="Times New Roman" w:cs="Times New Roman"/>
@@ -5107,15 +5288,31 @@
         <w:rPr>
           <w:rFonts w:ascii="Times New Roman" w:hAnsi="Times New Roman" w:eastAsia="Times New Roman" w:cs="Times New Roman"/>
         </w:rPr>
-        <w:t xml:space="preserve"> Pb</w:t>
-      </w:r>
-      <w:r>
-        <w:rPr>
-          <w:rFonts w:ascii="Times New Roman" w:hAnsi="Times New Roman" w:eastAsia="Times New Roman" w:cs="Times New Roman"/>
-          <w:vertAlign w:val="superscript"/>
-        </w:rPr>
-        <w:t>2+</w:t>
-      </w:r>
+        <w:t xml:space="preserve"> </w:t>
+      </w:r>
+      <m:oMath>
+        <m:r>
+          <m:t>P</m:t>
+        </m:r>
+        <m:sSup>
+          <m:e>
+            <m:r>
+              <m:t>b</m:t>
+            </m:r>
+          </m:e>
+          <m:sup>
+            <m:r>
+              <m:t>2</m:t>
+            </m:r>
+            <m:r>
+              <m:rPr>
+                <m:sty m:val="p"/>
+              </m:rPr>
+              <m:t>+</m:t>
+            </m:r>
+          </m:sup>
+        </m:sSup>
+      </m:oMath>
       <w:r>
         <w:rPr>
           <w:rFonts w:ascii="Times New Roman" w:hAnsi="Times New Roman" w:eastAsia="Times New Roman" w:cs="Times New Roman"/>
@@ -5612,15 +5809,31 @@
         <w:rPr>
           <w:rFonts w:ascii="Times New Roman" w:hAnsi="Times New Roman" w:eastAsia="Times New Roman" w:cs="Times New Roman"/>
         </w:rPr>
-        <w:t xml:space="preserve"> FeCl</w:t>
-      </w:r>
-      <w:r>
-        <w:rPr>
-          <w:rFonts w:ascii="Times New Roman" w:hAnsi="Times New Roman" w:eastAsia="Times New Roman" w:cs="Times New Roman"/>
-          <w:vertAlign w:val="subscript"/>
-        </w:rPr>
-        <w:t>3</w:t>
-      </w:r>
+        <w:t xml:space="preserve"> </w:t>
+      </w:r>
+      <m:oMath>
+        <m:r>
+          <m:t>F</m:t>
+        </m:r>
+        <m:r>
+          <m:t>e</m:t>
+        </m:r>
+        <m:r>
+          <m:t>C</m:t>
+        </m:r>
+        <m:sSub>
+          <m:e>
+            <m:r>
+              <m:t>l</m:t>
+            </m:r>
+          </m:e>
+          <m:sub>
+            <m:r>
+              <m:t>3</m:t>
+            </m:r>
+          </m:sub>
+        </m:sSub>
+      </m:oMath>
       <w:r>
         <w:rPr>
           <w:rFonts w:ascii="Times New Roman" w:hAnsi="Times New Roman" w:eastAsia="Times New Roman" w:cs="Times New Roman"/>
@@ -5739,15 +5952,28 @@
         <w:rPr>
           <w:rFonts w:ascii="Times New Roman" w:hAnsi="Times New Roman" w:eastAsia="Times New Roman" w:cs="Times New Roman"/>
         </w:rPr>
-        <w:t xml:space="preserve"> Cl</w:t>
-      </w:r>
-      <w:r>
-        <w:rPr>
-          <w:rFonts w:ascii="Times New Roman" w:hAnsi="Times New Roman" w:eastAsia="Times New Roman" w:cs="Times New Roman"/>
-          <w:vertAlign w:val="superscript"/>
-        </w:rPr>
-        <w:t>-</w:t>
-      </w:r>
+        <w:t xml:space="preserve"> </w:t>
+      </w:r>
+      <m:oMath>
+        <m:r>
+          <m:t>C</m:t>
+        </m:r>
+        <m:sSup>
+          <m:e>
+            <m:r>
+              <m:t>l</m:t>
+            </m:r>
+          </m:e>
+          <m:sup>
+            <m:r>
+              <m:rPr>
+                <m:sty m:val="p"/>
+              </m:rPr>
+              <m:t>−</m:t>
+            </m:r>
+          </m:sup>
+        </m:sSup>
+      </m:oMath>
       <w:r>
         <w:rPr>
           <w:rFonts w:ascii="Times New Roman" w:hAnsi="Times New Roman" w:eastAsia="Times New Roman" w:cs="Times New Roman"/>
@@ -8062,51 +8288,67 @@
         </w:rPr>
         <w:t xml:space="preserve"> </w:t>
       </w:r>
-      <w:r>
-        <w:rPr>
-          <w:rFonts w:hint="eastAsia" w:ascii="Times New Roman" w:hAnsi="Times New Roman" w:eastAsia="Times New Roman" w:cs="Times New Roman"/>
-        </w:rPr>
-        <w:t>CH</w:t>
-      </w:r>
-      <w:r>
-        <w:rPr>
-          <w:rFonts w:hint="eastAsia" w:ascii="Times New Roman" w:hAnsi="Times New Roman" w:eastAsia="Times New Roman" w:cs="Times New Roman"/>
-          <w:vertAlign w:val="subscript"/>
-        </w:rPr>
-        <w:t>3</w:t>
-      </w:r>
-      <w:r>
-        <w:rPr>
-          <w:rFonts w:hint="eastAsia" w:ascii="Times New Roman" w:hAnsi="Times New Roman" w:eastAsia="Times New Roman" w:cs="Times New Roman"/>
-          <w:vertAlign w:val="superscript"/>
-        </w:rPr>
-        <w:t>+</w:t>
-      </w:r>
-      <w:r>
-        <w:rPr>
-          <w:rFonts w:hint="eastAsia" w:ascii="Times New Roman" w:hAnsi="Times New Roman" w:eastAsia="Times New Roman" w:cs="Times New Roman"/>
-        </w:rPr>
-        <w:t>，CH</w:t>
-      </w:r>
-      <w:r>
-        <w:rPr>
-          <w:rFonts w:hint="eastAsia" w:ascii="Times New Roman" w:hAnsi="Times New Roman" w:eastAsia="Times New Roman" w:cs="Times New Roman"/>
-          <w:vertAlign w:val="subscript"/>
-        </w:rPr>
-        <w:t>5</w:t>
-      </w:r>
-      <w:r>
-        <w:rPr>
-          <w:rFonts w:hint="eastAsia" w:ascii="Times New Roman" w:hAnsi="Times New Roman" w:eastAsia="Times New Roman" w:cs="Times New Roman"/>
-          <w:vertAlign w:val="superscript"/>
-        </w:rPr>
-        <w:t>+</w:t>
-      </w:r>
-      <w:r>
-        <w:rPr>
-          <w:rFonts w:hint="eastAsia" w:ascii="Times New Roman" w:hAnsi="Times New Roman" w:eastAsia="Times New Roman" w:cs="Times New Roman"/>
-        </w:rPr>
-        <w:t>，</w:t>
+      <m:oMath>
+        <m:r>
+          <m:t>C</m:t>
+        </m:r>
+        <m:sSubSup>
+          <m:e>
+            <m:r>
+              <m:t>H</m:t>
+            </m:r>
+          </m:e>
+          <m:sub>
+            <m:r>
+              <m:t>3</m:t>
+            </m:r>
+          </m:sub>
+          <m:sup>
+            <m:r>
+              <m:rPr>
+                <m:sty m:val="p"/>
+              </m:rPr>
+              <m:t>+</m:t>
+            </m:r>
+          </m:sup>
+        </m:sSubSup>
+      </m:oMath>
+      <w:r>
+        <w:rPr>
+          <w:rFonts w:hint="eastAsia" w:ascii="Times New Roman" w:hAnsi="Times New Roman" w:eastAsia="Times New Roman" w:cs="Times New Roman"/>
+        </w:rPr>
+        <w:t xml:space="preserve">，</w:t>
+      </w:r>
+      <m:oMath>
+        <m:r>
+          <m:t>C</m:t>
+        </m:r>
+        <m:sSubSup>
+          <m:e>
+            <m:r>
+              <m:t>H</m:t>
+            </m:r>
+          </m:e>
+          <m:sub>
+            <m:r>
+              <m:t>5</m:t>
+            </m:r>
+          </m:sub>
+          <m:sup>
+            <m:r>
+              <m:rPr>
+                <m:sty m:val="p"/>
+              </m:rPr>
+              <m:t>+</m:t>
+            </m:r>
+          </m:sup>
+        </m:sSubSup>
+      </m:oMath>
+      <w:r>
+        <w:rPr>
+          <w:rFonts w:hint="eastAsia" w:ascii="Times New Roman" w:hAnsi="Times New Roman" w:eastAsia="Times New Roman" w:cs="Times New Roman"/>
+        </w:rPr>
+        <w:t xml:space="preserve">，</w:t>
       </w:r>
       <m:oMath>
         <m:oMathPr>
@@ -8245,22 +8487,33 @@
         <w:rPr>
           <w:rFonts w:ascii="Times New Roman" w:hAnsi="Times New Roman" w:eastAsia="Times New Roman" w:cs="Times New Roman"/>
         </w:rPr>
-        <w:t xml:space="preserve"> CH</w:t>
-      </w:r>
-      <w:r>
-        <w:rPr>
-          <w:rFonts w:ascii="Times New Roman" w:hAnsi="Times New Roman" w:eastAsia="Times New Roman" w:cs="Times New Roman"/>
-          <w:vertAlign w:val="subscript"/>
-        </w:rPr>
-        <w:t>5</w:t>
-      </w:r>
-      <w:r>
-        <w:rPr>
-          <w:rFonts w:ascii="Times New Roman" w:hAnsi="Times New Roman" w:eastAsia="Times New Roman" w:cs="Times New Roman"/>
-          <w:vertAlign w:val="superscript"/>
-        </w:rPr>
-        <w:t>+</w:t>
-      </w:r>
+        <w:t xml:space="preserve"> </w:t>
+      </w:r>
+      <m:oMath>
+        <m:r>
+          <m:t>C</m:t>
+        </m:r>
+        <m:sSubSup>
+          <m:e>
+            <m:r>
+              <m:t>H</m:t>
+            </m:r>
+          </m:e>
+          <m:sub>
+            <m:r>
+              <m:t>5</m:t>
+            </m:r>
+          </m:sub>
+          <m:sup>
+            <m:r>
+              <m:rPr>
+                <m:sty m:val="p"/>
+              </m:rPr>
+              <m:t>+</m:t>
+            </m:r>
+          </m:sup>
+        </m:sSubSup>
+      </m:oMath>
       <w:r>
         <w:rPr>
           <w:rFonts w:ascii="Times New Roman" w:hAnsi="Times New Roman" w:eastAsia="Times New Roman" w:cs="Times New Roman"/>
@@ -8277,15 +8530,25 @@
         <w:rPr>
           <w:rFonts w:ascii="Times New Roman" w:hAnsi="Times New Roman" w:eastAsia="Times New Roman" w:cs="Times New Roman"/>
         </w:rPr>
-        <w:t xml:space="preserve"> CH</w:t>
-      </w:r>
-      <w:r>
-        <w:rPr>
-          <w:rFonts w:ascii="Times New Roman" w:hAnsi="Times New Roman" w:eastAsia="Times New Roman" w:cs="Times New Roman"/>
-          <w:vertAlign w:val="subscript"/>
-        </w:rPr>
-        <w:t>4</w:t>
-      </w:r>
+        <w:t xml:space="preserve"> </w:t>
+      </w:r>
+      <m:oMath>
+        <m:r>
+          <m:t>C</m:t>
+        </m:r>
+        <m:sSub>
+          <m:e>
+            <m:r>
+              <m:t>H</m:t>
+            </m:r>
+          </m:e>
+          <m:sub>
+            <m:r>
+              <m:t>4</m:t>
+            </m:r>
+          </m:sub>
+        </m:sSub>
+      </m:oMath>
       <w:r>
         <w:rPr>
           <w:rFonts w:ascii="Times New Roman" w:hAnsi="Times New Roman" w:eastAsia="Times New Roman" w:cs="Times New Roman"/>
@@ -8338,15 +8601,25 @@
         <w:rPr>
           <w:rFonts w:ascii="Times New Roman" w:hAnsi="Times New Roman" w:eastAsia="Times New Roman" w:cs="Times New Roman"/>
         </w:rPr>
-        <w:t xml:space="preserve"> H</w:t>
-      </w:r>
-      <w:r>
-        <w:rPr>
-          <w:rFonts w:ascii="Times New Roman" w:hAnsi="Times New Roman" w:eastAsia="Times New Roman" w:cs="Times New Roman"/>
-          <w:vertAlign w:val="superscript"/>
-        </w:rPr>
-        <w:t>+</w:t>
-      </w:r>
+        <w:t xml:space="preserve"> </w:t>
+      </w:r>
+      <m:oMath>
+        <m:sSup>
+          <m:e>
+            <m:r>
+              <m:t>H</m:t>
+            </m:r>
+          </m:e>
+          <m:sup>
+            <m:r>
+              <m:rPr>
+                <m:sty m:val="p"/>
+              </m:rPr>
+              <m:t>+</m:t>
+            </m:r>
+          </m:sup>
+        </m:sSup>
+      </m:oMath>
       <w:r>
         <w:rPr>
           <w:rFonts w:ascii="Times New Roman" w:hAnsi="Times New Roman" w:eastAsia="Times New Roman" w:cs="Times New Roman"/>
@@ -8375,22 +8648,33 @@
         <w:rPr>
           <w:rFonts w:ascii="Times New Roman" w:hAnsi="Times New Roman" w:eastAsia="Times New Roman" w:cs="Times New Roman"/>
         </w:rPr>
-        <w:t xml:space="preserve"> CH</w:t>
-      </w:r>
-      <w:r>
-        <w:rPr>
-          <w:rFonts w:ascii="Times New Roman" w:hAnsi="Times New Roman" w:eastAsia="Times New Roman" w:cs="Times New Roman"/>
-          <w:vertAlign w:val="subscript"/>
-        </w:rPr>
-        <w:t>5</w:t>
-      </w:r>
-      <w:r>
-        <w:rPr>
-          <w:rFonts w:ascii="Times New Roman" w:hAnsi="Times New Roman" w:eastAsia="Times New Roman" w:cs="Times New Roman"/>
-          <w:vertAlign w:val="superscript"/>
-        </w:rPr>
-        <w:t>+</w:t>
-      </w:r>
+        <w:t xml:space="preserve"> </w:t>
+      </w:r>
+      <m:oMath>
+        <m:r>
+          <m:t>C</m:t>
+        </m:r>
+        <m:sSubSup>
+          <m:e>
+            <m:r>
+              <m:t>H</m:t>
+            </m:r>
+          </m:e>
+          <m:sub>
+            <m:r>
+              <m:t>5</m:t>
+            </m:r>
+          </m:sub>
+          <m:sup>
+            <m:r>
+              <m:rPr>
+                <m:sty m:val="p"/>
+              </m:rPr>
+              <m:t>+</m:t>
+            </m:r>
+          </m:sup>
+        </m:sSubSup>
+      </m:oMath>
       <w:r>
         <w:rPr>
           <w:rFonts w:ascii="Times New Roman" w:hAnsi="Times New Roman" w:eastAsia="Times New Roman" w:cs="Times New Roman"/>
@@ -8407,15 +8691,22 @@
         <w:rPr>
           <w:rFonts w:ascii="Times New Roman" w:hAnsi="Times New Roman" w:eastAsia="Times New Roman" w:cs="Times New Roman"/>
         </w:rPr>
-        <w:t xml:space="preserve"> H</w:t>
-      </w:r>
-      <w:r>
-        <w:rPr>
-          <w:rFonts w:ascii="Times New Roman" w:hAnsi="Times New Roman" w:eastAsia="Times New Roman" w:cs="Times New Roman"/>
-          <w:vertAlign w:val="subscript"/>
-        </w:rPr>
-        <w:t>2</w:t>
-      </w:r>
+        <w:t xml:space="preserve"> </w:t>
+      </w:r>
+      <m:oMath>
+        <m:sSub>
+          <m:e>
+            <m:r>
+              <m:t>H</m:t>
+            </m:r>
+          </m:e>
+          <m:sub>
+            <m:r>
+              <m:t>2</m:t>
+            </m:r>
+          </m:sub>
+        </m:sSub>
+      </m:oMath>
       <w:r>
         <w:rPr>
           <w:rFonts w:ascii="Times New Roman" w:hAnsi="Times New Roman" w:eastAsia="Times New Roman" w:cs="Times New Roman"/>
@@ -8432,27 +8723,38 @@
         <w:rPr>
           <w:rFonts w:ascii="Times New Roman" w:hAnsi="Times New Roman" w:eastAsia="Times New Roman" w:cs="Times New Roman"/>
         </w:rPr>
-        <w:t xml:space="preserve"> CH</w:t>
-      </w:r>
-      <w:r>
-        <w:rPr>
-          <w:rFonts w:ascii="Times New Roman" w:hAnsi="Times New Roman" w:eastAsia="Times New Roman" w:cs="Times New Roman"/>
-          <w:vertAlign w:val="subscript"/>
-        </w:rPr>
-        <w:t>3</w:t>
-      </w:r>
-      <w:r>
-        <w:rPr>
-          <w:rFonts w:ascii="Times New Roman" w:hAnsi="Times New Roman" w:eastAsia="Times New Roman" w:cs="Times New Roman"/>
-          <w:vertAlign w:val="superscript"/>
-        </w:rPr>
-        <w:t>+</w:t>
-      </w:r>
-      <w:r>
-        <w:rPr>
-          <w:rFonts w:ascii="Times New Roman" w:hAnsi="Times New Roman" w:eastAsia="Times New Roman" w:cs="Times New Roman"/>
-        </w:rPr>
-        <w:t>。</w:t>
+        <w:t xml:space="preserve"> </w:t>
+      </w:r>
+      <m:oMath>
+        <m:r>
+          <m:t>C</m:t>
+        </m:r>
+        <m:sSubSup>
+          <m:e>
+            <m:r>
+              <m:t>H</m:t>
+            </m:r>
+          </m:e>
+          <m:sub>
+            <m:r>
+              <m:t>3</m:t>
+            </m:r>
+          </m:sub>
+          <m:sup>
+            <m:r>
+              <m:rPr>
+                <m:sty m:val="p"/>
+              </m:rPr>
+              <m:t>+</m:t>
+            </m:r>
+          </m:sup>
+        </m:sSubSup>
+      </m:oMath>
+      <w:r>
+        <w:rPr>
+          <w:rFonts w:ascii="Times New Roman" w:hAnsi="Times New Roman" w:eastAsia="Times New Roman" w:cs="Times New Roman"/>
+        </w:rPr>
+        <w:t xml:space="preserve">。</w:t>
       </w:r>
     </w:p>
     <w:p>
@@ -10563,28 +10865,48 @@
         <w:rPr>
           <w:rFonts w:ascii="Times New Roman" w:hAnsi="Times New Roman" w:eastAsia="Times New Roman" w:cs="Times New Roman"/>
         </w:rPr>
-        <w:t xml:space="preserve"> sp、sp</w:t>
-      </w:r>
-      <w:r>
-        <w:rPr>
-          <w:rFonts w:ascii="Times New Roman" w:hAnsi="Times New Roman" w:eastAsia="Times New Roman" w:cs="Times New Roman"/>
-          <w:vertAlign w:val="superscript"/>
-        </w:rPr>
-        <w:t>2</w:t>
-      </w:r>
-      <w:r>
-        <w:rPr>
-          <w:rFonts w:ascii="Times New Roman" w:hAnsi="Times New Roman" w:eastAsia="Times New Roman" w:cs="Times New Roman"/>
-        </w:rPr>
-        <w:t>、sp</w:t>
-      </w:r>
-      <w:r>
-        <w:rPr>
-          <w:rFonts w:ascii="Times New Roman" w:hAnsi="Times New Roman" w:eastAsia="Times New Roman" w:cs="Times New Roman"/>
-          <w:vertAlign w:val="superscript"/>
-        </w:rPr>
-        <w:t>3</w:t>
-      </w:r>
+        <w:t xml:space="preserve"> sp、</w:t>
+      </w:r>
+      <m:oMath>
+        <m:r>
+          <m:t>s</m:t>
+        </m:r>
+        <m:sSup>
+          <m:e>
+            <m:r>
+              <m:t>p</m:t>
+            </m:r>
+          </m:e>
+          <m:sup>
+            <m:r>
+              <m:t>2</m:t>
+            </m:r>
+          </m:sup>
+        </m:sSup>
+      </m:oMath>
+      <w:r>
+        <w:rPr>
+          <w:rFonts w:ascii="Times New Roman" w:hAnsi="Times New Roman" w:eastAsia="Times New Roman" w:cs="Times New Roman"/>
+        </w:rPr>
+        <w:t xml:space="preserve">、</w:t>
+      </w:r>
+      <m:oMath>
+        <m:r>
+          <m:t>s</m:t>
+        </m:r>
+        <m:sSup>
+          <m:e>
+            <m:r>
+              <m:t>p</m:t>
+            </m:r>
+          </m:e>
+          <m:sup>
+            <m:r>
+              <m:t>3</m:t>
+            </m:r>
+          </m:sup>
+        </m:sSup>
+      </m:oMath>
       <w:r>
         <w:rPr>
           <w:rFonts w:ascii="Times New Roman" w:hAnsi="Times New Roman" w:eastAsia="Times New Roman" w:cs="Times New Roman"/>
@@ -13496,15 +13818,31 @@
         <w:rPr>
           <w:rFonts w:ascii="Times New Roman" w:hAnsi="Times New Roman" w:eastAsia="Times New Roman" w:cs="Times New Roman"/>
         </w:rPr>
-        <w:t xml:space="preserve"> CrCl</w:t>
-      </w:r>
-      <w:r>
-        <w:rPr>
-          <w:rFonts w:ascii="Times New Roman" w:hAnsi="Times New Roman" w:eastAsia="Times New Roman" w:cs="Times New Roman"/>
-          <w:vertAlign w:val="subscript"/>
-        </w:rPr>
-        <w:t>3</w:t>
-      </w:r>
+        <w:t xml:space="preserve"> </w:t>
+      </w:r>
+      <m:oMath>
+        <m:r>
+          <m:t>C</m:t>
+        </m:r>
+        <m:r>
+          <m:t>r</m:t>
+        </m:r>
+        <m:r>
+          <m:t>C</m:t>
+        </m:r>
+        <m:sSub>
+          <m:e>
+            <m:r>
+              <m:t>l</m:t>
+            </m:r>
+          </m:e>
+          <m:sub>
+            <m:r>
+              <m:t>3</m:t>
+            </m:r>
+          </m:sub>
+        </m:sSub>
+      </m:oMath>
       <w:r>
         <w:rPr>
           <w:rFonts w:ascii="Times New Roman" w:hAnsi="Times New Roman" w:eastAsia="Times New Roman" w:cs="Times New Roman"/>
@@ -14181,22 +14519,47 @@
         <w:rPr>
           <w:rFonts w:ascii="Times New Roman" w:hAnsi="Times New Roman" w:eastAsia="Times New Roman" w:cs="Times New Roman"/>
         </w:rPr>
-        <w:t xml:space="preserve"> CrO</w:t>
-      </w:r>
-      <w:r>
-        <w:rPr>
-          <w:rFonts w:ascii="Times New Roman" w:hAnsi="Times New Roman" w:eastAsia="Times New Roman" w:cs="Times New Roman"/>
-          <w:vertAlign w:val="subscript"/>
-        </w:rPr>
-        <w:t>4</w:t>
-      </w:r>
-      <w:r>
-        <w:rPr>
-          <w:rFonts w:ascii="Times New Roman" w:hAnsi="Times New Roman" w:eastAsia="Times New Roman" w:cs="Times New Roman"/>
-          <w:vertAlign w:val="superscript"/>
-        </w:rPr>
-        <w:t>2-</w:t>
-      </w:r>
+        <w:t xml:space="preserve"> </w:t>
+      </w:r>
+      <m:oMath>
+        <m:oMathPr>
+          <m:ctrlPr>
+            <w:rPr>
+              <w:sz w:val="28"/>
+              <w:szCs w:val="28"/>
+            </w:rPr>
+          </m:ctrlPr>
+        </m:oMathPr>
+        <m:r>
+          <m:t>C</m:t>
+        </m:r>
+        <m:r>
+          <m:t>r</m:t>
+        </m:r>
+        <m:sSubSup>
+          <m:e>
+            <m:r>
+              <m:t>O</m:t>
+            </m:r>
+          </m:e>
+          <m:sub>
+            <m:r>
+              <m:t>4</m:t>
+            </m:r>
+          </m:sub>
+          <m:sup>
+            <m:r>
+              <m:t>2</m:t>
+            </m:r>
+            <m:r>
+              <m:rPr>
+                <m:sty m:val="p"/>
+              </m:rPr>
+              <m:t>−</m:t>
+            </m:r>
+          </m:sup>
+        </m:sSubSup>
+      </m:oMath>
     </w:p>
     <w:bookmarkEnd w:id="76"/>
     <w:bookmarkStart w:id="80" w:name="第-24-题"/>
@@ -14297,15 +14660,34 @@
         <w:rPr>
           <w:rFonts w:ascii="Times New Roman" w:hAnsi="Times New Roman" w:eastAsia="Times New Roman" w:cs="Times New Roman"/>
         </w:rPr>
-        <w:t>② TiO</w:t>
-      </w:r>
-      <w:r>
-        <w:rPr>
-          <w:rFonts w:ascii="Times New Roman" w:hAnsi="Times New Roman" w:eastAsia="Times New Roman" w:cs="Times New Roman"/>
-          <w:vertAlign w:val="subscript"/>
-        </w:rPr>
-        <w:t>2</w:t>
-      </w:r>
+        <w:t xml:space="preserve">②</w:t>
+      </w:r>
+      <w:r>
+        <w:rPr>
+          <w:rFonts w:ascii="Times New Roman" w:hAnsi="Times New Roman" w:eastAsia="Times New Roman" w:cs="Times New Roman"/>
+        </w:rPr>
+        <w:t xml:space="preserve"> </w:t>
+      </w:r>
+      <m:oMath>
+        <m:r>
+          <m:t>T</m:t>
+        </m:r>
+        <m:r>
+          <m:t>i</m:t>
+        </m:r>
+        <m:sSub>
+          <m:e>
+            <m:r>
+              <m:t>O</m:t>
+            </m:r>
+          </m:e>
+          <m:sub>
+            <m:r>
+              <m:t>2</m:t>
+            </m:r>
+          </m:sub>
+        </m:sSub>
+      </m:oMath>
       <w:r>
         <w:rPr>
           <w:rFonts w:ascii="Times New Roman" w:hAnsi="Times New Roman" w:eastAsia="Times New Roman" w:cs="Times New Roman"/>
@@ -14471,15 +14853,28 @@
         <w:rPr>
           <w:rFonts w:ascii="Times New Roman" w:hAnsi="Times New Roman" w:eastAsia="Times New Roman" w:cs="Times New Roman"/>
         </w:rPr>
-        <w:t xml:space="preserve"> TiO</w:t>
-      </w:r>
-      <w:r>
-        <w:rPr>
-          <w:rFonts w:ascii="Times New Roman" w:hAnsi="Times New Roman" w:eastAsia="Times New Roman" w:cs="Times New Roman"/>
-          <w:vertAlign w:val="subscript"/>
-        </w:rPr>
-        <w:t>2</w:t>
-      </w:r>
+        <w:t xml:space="preserve"> </w:t>
+      </w:r>
+      <m:oMath>
+        <m:r>
+          <m:t>T</m:t>
+        </m:r>
+        <m:r>
+          <m:t>i</m:t>
+        </m:r>
+        <m:sSub>
+          <m:e>
+            <m:r>
+              <m:t>O</m:t>
+            </m:r>
+          </m:e>
+          <m:sub>
+            <m:r>
+              <m:t>2</m:t>
+            </m:r>
+          </m:sub>
+        </m:sSub>
+      </m:oMath>
       <w:r>
         <w:rPr>
           <w:rFonts w:ascii="Times New Roman" w:hAnsi="Times New Roman" w:eastAsia="Times New Roman" w:cs="Times New Roman"/>
@@ -14740,15 +15135,28 @@
         <w:rPr>
           <w:rFonts w:ascii="Times New Roman" w:hAnsi="Times New Roman" w:eastAsia="Times New Roman" w:cs="Times New Roman"/>
         </w:rPr>
-        <w:t xml:space="preserve"> TiO</w:t>
-      </w:r>
-      <w:r>
-        <w:rPr>
-          <w:rFonts w:ascii="Times New Roman" w:hAnsi="Times New Roman" w:eastAsia="Times New Roman" w:cs="Times New Roman"/>
-          <w:vertAlign w:val="subscript"/>
-        </w:rPr>
-        <w:t>2</w:t>
-      </w:r>
+        <w:t xml:space="preserve"> </w:t>
+      </w:r>
+      <m:oMath>
+        <m:r>
+          <m:t>T</m:t>
+        </m:r>
+        <m:r>
+          <m:t>i</m:t>
+        </m:r>
+        <m:sSub>
+          <m:e>
+            <m:r>
+              <m:t>O</m:t>
+            </m:r>
+          </m:e>
+          <m:sub>
+            <m:r>
+              <m:t>2</m:t>
+            </m:r>
+          </m:sub>
+        </m:sSub>
+      </m:oMath>
       <w:r>
         <w:rPr>
           <w:rFonts w:ascii="Times New Roman" w:hAnsi="Times New Roman" w:eastAsia="Times New Roman" w:cs="Times New Roman"/>
@@ -14782,15 +15190,28 @@
         <w:rPr>
           <w:rFonts w:ascii="Times New Roman" w:hAnsi="Times New Roman" w:eastAsia="Times New Roman" w:cs="Times New Roman"/>
         </w:rPr>
-        <w:t xml:space="preserve"> TiO</w:t>
-      </w:r>
-      <w:r>
-        <w:rPr>
-          <w:rFonts w:ascii="Times New Roman" w:hAnsi="Times New Roman" w:eastAsia="Times New Roman" w:cs="Times New Roman"/>
-          <w:vertAlign w:val="subscript"/>
-        </w:rPr>
-        <w:t>2</w:t>
-      </w:r>
+        <w:t xml:space="preserve"> </w:t>
+      </w:r>
+      <m:oMath>
+        <m:r>
+          <m:t>T</m:t>
+        </m:r>
+        <m:r>
+          <m:t>i</m:t>
+        </m:r>
+        <m:sSub>
+          <m:e>
+            <m:r>
+              <m:t>O</m:t>
+            </m:r>
+          </m:e>
+          <m:sub>
+            <m:r>
+              <m:t>2</m:t>
+            </m:r>
+          </m:sub>
+        </m:sSub>
+      </m:oMath>
       <w:r>
         <w:rPr>
           <w:rFonts w:ascii="Times New Roman" w:hAnsi="Times New Roman" w:eastAsia="Times New Roman" w:cs="Times New Roman"/>
@@ -17788,7 +18209,7 @@
     <ns0:name ns0:val="Verbatim Char"/>
     <ns0:basedOn ns0:val="BodyTextChar"/>
     <ns0:rPr>
-      <ns0:rFonts ns0:ascii="Times New Roman" ns0:cs="Times New Roman" ns0:eastAsia="FangSong" ns0:hAnsi="Times New Roman"/>
+      <ns0:rFonts ns0:ascii="SimSun" ns0:cs="SimSun" ns0:eastAsia="SimSun" ns0:hAnsi="SimSun"/>
       <ns0:b ns0:val="0"/>
       <ns0:sz ns0:val="20"/>
     </ns0:rPr>
@@ -17842,7 +18263,7 @@
       <w:wordWrap w:val="off"/>
     </w:pPr>
     <ns0:rPr>
-      <w:rFonts ns0:ascii="Times New Roman" ns0:hAnsi="Times New Roman" ns0:eastAsia="FangSong" ns0:cs="Times New Roman"/>
+      <w:rFonts ns0:ascii="SimSun" ns0:hAnsi="SimSun" ns0:eastAsia="SimSun" ns0:cs="SimSun"/>
     </ns0:rPr>
   </w:style>
   <w:style w:type="character" w:customStyle="1" w:styleId="KeywordTok">

--- a/00-首页/题组Word/专项卷/二分册/专项卷XI-学生版.docx
+++ b/00-首页/题组Word/专项卷/二分册/专项卷XI-学生版.docx
@@ -270,7 +270,7 @@
         </w:rPr>
         <w:drawing>
           <wp:inline>
-            <wp:extent cx="3600000" cy="1308433"/>
+            <wp:extent cx="3600000" cy="1293976"/>
             <wp:effectExtent b="0" l="0" r="0" t="0"/>
             <wp:docPr descr="" title="" id="11" name="Picture"/>
             <a:graphic>
@@ -291,7 +291,7 @@
                   <pic:spPr bwMode="auto">
                     <a:xfrm>
                       <a:off x="0" y="0"/>
-                      <a:ext cx="3600000" cy="1308433"/>
+                      <a:ext cx="3600000" cy="1293976"/>
                     </a:xfrm>
                     <a:prstGeom prst="rect">
                       <a:avLst/>
@@ -553,6 +553,8 @@
     <w:p>
       <w:pPr>
         <w:pStyle w:val="FirstParagraph"/>
+        <w:ind w:left="480" w:hanging="480"/>
+        <w:spacing w:after="0"/>
       </w:pPr>
       <w:r>
         <w:rPr>
@@ -578,6 +580,13 @@
         </w:rPr>
         <w:t xml:space="preserve"> </w:t>
       </w:r>
+    </w:p>
+    <w:p>
+      <w:pPr>
+        <w:pStyle w:val="FirstParagraph"/>
+        <w:ind w:left="480" w:hanging="480"/>
+        <w:spacing w:before="0" w:after="0"/>
+      </w:pPr>
       <w:r>
         <w:rPr>
           <w:rFonts w:ascii="Times New Roman" w:hAnsi="Times New Roman" w:eastAsia="Times New Roman" w:cs="Times New Roman"/>
@@ -640,6 +649,13 @@
         </w:rPr>
         <w:t xml:space="preserve"> </w:t>
       </w:r>
+    </w:p>
+    <w:p>
+      <w:pPr>
+        <w:pStyle w:val="FirstParagraph"/>
+        <w:ind w:left="480" w:hanging="480"/>
+        <w:spacing w:before="0" w:after="0"/>
+      </w:pPr>
       <w:r>
         <w:rPr>
           <w:rFonts w:ascii="Times New Roman" w:hAnsi="Times New Roman" w:eastAsia="Times New Roman" w:cs="Times New Roman"/>
@@ -696,6 +712,13 @@
         </w:rPr>
         <w:t xml:space="preserve"> </w:t>
       </w:r>
+    </w:p>
+    <w:p>
+      <w:pPr>
+        <w:pStyle w:val="FirstParagraph"/>
+        <w:ind w:left="480" w:hanging="480"/>
+        <w:spacing w:before="0" w:after="0"/>
+      </w:pPr>
       <w:r>
         <w:rPr>
           <w:rFonts w:ascii="Times New Roman" w:hAnsi="Times New Roman" w:eastAsia="Times New Roman" w:cs="Times New Roman"/>
@@ -790,6 +813,13 @@
         </w:rPr>
         <w:t xml:space="preserve"> </w:t>
       </w:r>
+    </w:p>
+    <w:p>
+      <w:pPr>
+        <w:pStyle w:val="FirstParagraph"/>
+        <w:ind w:left="480" w:hanging="480"/>
+        <w:spacing w:before="0" w:after="180"/>
+      </w:pPr>
       <w:r>
         <w:rPr>
           <w:rFonts w:ascii="Times New Roman" w:hAnsi="Times New Roman" w:eastAsia="Times New Roman" w:cs="Times New Roman"/>
@@ -872,6 +902,16 @@
         </w:rPr>
         <w:t xml:space="preserve">的浓度乘积成反比</w:t>
       </w:r>
+    </w:p>
+    <w:p>
+      <w:pPr>
+        <w:spacing w:before="0" w:after="0"/>
+      </w:pPr>
+    </w:p>
+    <w:p>
+      <w:pPr>
+        <w:spacing w:before="0" w:after="0"/>
+      </w:pPr>
     </w:p>
     <w:bookmarkEnd w:id="13"/>
     <w:bookmarkStart w:id="14" w:name="第-2-题"/>
@@ -1703,6 +1743,16 @@
         </m:r>
       </m:oMath>
     </w:p>
+    <w:p>
+      <w:pPr>
+        <w:spacing w:before="0" w:after="0"/>
+      </w:pPr>
+    </w:p>
+    <w:p>
+      <w:pPr>
+        <w:spacing w:before="0" w:after="0"/>
+      </w:pPr>
+    </w:p>
     <w:bookmarkEnd w:id="14"/>
     <w:bookmarkStart w:id="15" w:name="第-3-题"/>
     <w:p>
@@ -1912,6 +1962,31 @@
         </w:rPr>
         <w:t>？</w:t>
       </w:r>
+    </w:p>
+    <w:p>
+      <w:pPr>
+        <w:spacing w:before="0" w:after="0"/>
+      </w:pPr>
+    </w:p>
+    <w:p>
+      <w:pPr>
+        <w:spacing w:before="0" w:after="0"/>
+      </w:pPr>
+    </w:p>
+    <w:p>
+      <w:pPr>
+        <w:spacing w:before="0" w:after="0"/>
+      </w:pPr>
+    </w:p>
+    <w:p>
+      <w:pPr>
+        <w:spacing w:before="0" w:after="0"/>
+      </w:pPr>
+    </w:p>
+    <w:p>
+      <w:pPr>
+        <w:spacing w:before="0" w:after="0"/>
+      </w:pPr>
     </w:p>
     <w:bookmarkEnd w:id="15"/>
     <w:bookmarkStart w:id="16" w:name="第-4-题"/>
@@ -2797,6 +2872,16 @@
         </w:rPr>
         <w:t>形成闭合回路</w:t>
       </w:r>
+    </w:p>
+    <w:p>
+      <w:pPr>
+        <w:spacing w:before="0" w:after="0"/>
+      </w:pPr>
+    </w:p>
+    <w:p>
+      <w:pPr>
+        <w:spacing w:before="0" w:after="0"/>
+      </w:pPr>
     </w:p>
     <w:bookmarkEnd w:id="16"/>
     <w:bookmarkStart w:id="17" w:name="第-5-题"/>
@@ -3076,6 +3161,21 @@
         <w:t>。</w:t>
       </w:r>
     </w:p>
+    <w:p>
+      <w:pPr>
+        <w:spacing w:before="0" w:after="0"/>
+      </w:pPr>
+    </w:p>
+    <w:p>
+      <w:pPr>
+        <w:spacing w:before="0" w:after="0"/>
+      </w:pPr>
+    </w:p>
+    <w:p>
+      <w:pPr>
+        <w:spacing w:before="0" w:after="0"/>
+      </w:pPr>
+    </w:p>
     <w:bookmarkEnd w:id="17"/>
     <w:bookmarkStart w:id="18" w:name="第-6-题"/>
     <w:p>
@@ -3792,6 +3892,16 @@
           </m:sup>
         </m:sSup>
       </m:oMath>
+    </w:p>
+    <w:p>
+      <w:pPr>
+        <w:spacing w:before="0" w:after="0"/>
+      </w:pPr>
+    </w:p>
+    <w:p>
+      <w:pPr>
+        <w:spacing w:before="0" w:after="0"/>
+      </w:pPr>
     </w:p>
     <w:bookmarkEnd w:id="18"/>
     <w:bookmarkStart w:id="19" w:name="第-7-题"/>
@@ -4773,6 +4883,31 @@
         <w:t>？</w:t>
       </w:r>
     </w:p>
+    <w:p>
+      <w:pPr>
+        <w:spacing w:before="0" w:after="0"/>
+      </w:pPr>
+    </w:p>
+    <w:p>
+      <w:pPr>
+        <w:spacing w:before="0" w:after="0"/>
+      </w:pPr>
+    </w:p>
+    <w:p>
+      <w:pPr>
+        <w:spacing w:before="0" w:after="0"/>
+      </w:pPr>
+    </w:p>
+    <w:p>
+      <w:pPr>
+        <w:spacing w:before="0" w:after="0"/>
+      </w:pPr>
+    </w:p>
+    <w:p>
+      <w:pPr>
+        <w:spacing w:before="0" w:after="0"/>
+      </w:pPr>
+    </w:p>
     <w:bookmarkEnd w:id="19"/>
     <w:bookmarkStart w:id="20" w:name="第-8-题"/>
     <w:p>
@@ -5514,6 +5649,31 @@
         <w:t xml:space="preserve">。</w:t>
       </w:r>
     </w:p>
+    <w:p>
+      <w:pPr>
+        <w:spacing w:before="0" w:after="0"/>
+      </w:pPr>
+    </w:p>
+    <w:p>
+      <w:pPr>
+        <w:spacing w:before="0" w:after="0"/>
+      </w:pPr>
+    </w:p>
+    <w:p>
+      <w:pPr>
+        <w:spacing w:before="0" w:after="0"/>
+      </w:pPr>
+    </w:p>
+    <w:p>
+      <w:pPr>
+        <w:spacing w:before="0" w:after="0"/>
+      </w:pPr>
+    </w:p>
+    <w:p>
+      <w:pPr>
+        <w:spacing w:before="0" w:after="0"/>
+      </w:pPr>
+    </w:p>
     <w:bookmarkEnd w:id="20"/>
     <w:bookmarkStart w:id="21" w:name="第-9-题"/>
     <w:p>
@@ -6338,6 +6498,46 @@
         <w:t xml:space="preserve">有机化学</w:t>
       </w:r>
     </w:p>
+    <w:p>
+      <w:pPr>
+        <w:spacing w:before="0" w:after="0"/>
+      </w:pPr>
+    </w:p>
+    <w:p>
+      <w:pPr>
+        <w:spacing w:before="0" w:after="0"/>
+      </w:pPr>
+    </w:p>
+    <w:p>
+      <w:pPr>
+        <w:spacing w:before="0" w:after="0"/>
+      </w:pPr>
+    </w:p>
+    <w:p>
+      <w:pPr>
+        <w:spacing w:before="0" w:after="0"/>
+      </w:pPr>
+    </w:p>
+    <w:p>
+      <w:pPr>
+        <w:spacing w:before="0" w:after="0"/>
+      </w:pPr>
+    </w:p>
+    <w:p>
+      <w:pPr>
+        <w:spacing w:before="0" w:after="0"/>
+      </w:pPr>
+    </w:p>
+    <w:p>
+      <w:pPr>
+        <w:spacing w:before="0" w:after="0"/>
+      </w:pPr>
+    </w:p>
+    <w:p>
+      <w:pPr>
+        <w:spacing w:before="0" w:after="0"/>
+      </w:pPr>
+    </w:p>
     <w:bookmarkEnd w:id="22"/>
     <w:bookmarkStart w:id="26" w:name="第-10-题"/>
     <w:p>
@@ -6422,7 +6622,7 @@
         </w:rPr>
         <w:drawing>
           <wp:inline>
-            <wp:extent cx="3600000" cy="1355967"/>
+            <wp:extent cx="3600000" cy="1336870"/>
             <wp:effectExtent b="0" l="0" r="0" t="0"/>
             <wp:docPr descr="" title="" id="24" name="Picture"/>
             <a:graphic>
@@ -6443,7 +6643,7 @@
                   <pic:spPr bwMode="auto">
                     <a:xfrm>
                       <a:off x="0" y="0"/>
-                      <a:ext cx="3600000" cy="1355967"/>
+                      <a:ext cx="3600000" cy="1336870"/>
                     </a:xfrm>
                     <a:prstGeom prst="rect">
                       <a:avLst/>
@@ -6542,6 +6742,8 @@
     <w:p>
       <w:pPr>
         <w:pStyle w:val="BodyText"/>
+        <w:ind w:left="480" w:hanging="480"/>
+        <w:spacing w:after="0"/>
       </w:pPr>
       <w:r>
         <w:rPr>
@@ -6559,7 +6761,20 @@
         <w:rPr>
           <w:rFonts w:ascii="Times New Roman" w:hAnsi="Times New Roman" w:eastAsia="Times New Roman" w:cs="Times New Roman"/>
         </w:rPr>
-        <w:t xml:space="preserve">　　B. 4 </w:t>
+        <w:t xml:space="preserve">　　</w:t>
+      </w:r>
+    </w:p>
+    <w:p>
+      <w:pPr>
+        <w:pStyle w:val="BodyText"/>
+        <w:ind w:left="480" w:hanging="480"/>
+        <w:spacing w:before="0" w:after="0"/>
+      </w:pPr>
+      <w:r>
+        <w:rPr>
+          <w:rFonts w:ascii="Times New Roman" w:hAnsi="Times New Roman" w:eastAsia="Times New Roman" w:cs="Times New Roman"/>
+        </w:rPr>
+        <w:t xml:space="preserve">B. 4 </w:t>
       </w:r>
       <w:r>
         <w:rPr>
@@ -6571,7 +6786,20 @@
         <w:rPr>
           <w:rFonts w:ascii="Times New Roman" w:hAnsi="Times New Roman" w:eastAsia="Times New Roman" w:cs="Times New Roman"/>
         </w:rPr>
-        <w:t xml:space="preserve">　　C. 3n </w:t>
+        <w:t xml:space="preserve">　　</w:t>
+      </w:r>
+    </w:p>
+    <w:p>
+      <w:pPr>
+        <w:pStyle w:val="BodyText"/>
+        <w:ind w:left="480" w:hanging="480"/>
+        <w:spacing w:before="0" w:after="0"/>
+      </w:pPr>
+      <w:r>
+        <w:rPr>
+          <w:rFonts w:ascii="Times New Roman" w:hAnsi="Times New Roman" w:eastAsia="Times New Roman" w:cs="Times New Roman"/>
+        </w:rPr>
+        <w:t xml:space="preserve">C. 3n </w:t>
       </w:r>
       <w:r>
         <w:rPr>
@@ -6583,7 +6811,20 @@
         <w:rPr>
           <w:rFonts w:ascii="Times New Roman" w:hAnsi="Times New Roman" w:eastAsia="Times New Roman" w:cs="Times New Roman"/>
         </w:rPr>
-        <w:t xml:space="preserve">　　D. 4n </w:t>
+        <w:t xml:space="preserve">　　</w:t>
+      </w:r>
+    </w:p>
+    <w:p>
+      <w:pPr>
+        <w:pStyle w:val="BodyText"/>
+        <w:ind w:left="480" w:hanging="480"/>
+        <w:spacing w:before="0" w:after="180"/>
+      </w:pPr>
+      <w:r>
+        <w:rPr>
+          <w:rFonts w:ascii="Times New Roman" w:hAnsi="Times New Roman" w:eastAsia="Times New Roman" w:cs="Times New Roman"/>
+        </w:rPr>
+        <w:t xml:space="preserve">D. 4n </w:t>
       </w:r>
       <w:r>
         <w:rPr>
@@ -6591,6 +6832,16 @@
         </w:rPr>
         <w:t xml:space="preserve">摩尔</w:t>
       </w:r>
+    </w:p>
+    <w:p>
+      <w:pPr>
+        <w:spacing w:before="0" w:after="0"/>
+      </w:pPr>
+    </w:p>
+    <w:p>
+      <w:pPr>
+        <w:spacing w:before="0" w:after="0"/>
+      </w:pPr>
     </w:p>
     <w:bookmarkEnd w:id="26"/>
     <w:bookmarkStart w:id="27" w:name="第-11-题"/>
@@ -7835,6 +8086,46 @@
         <w:t>）。</w:t>
       </w:r>
     </w:p>
+    <w:p>
+      <w:pPr>
+        <w:spacing w:before="0" w:after="0"/>
+      </w:pPr>
+    </w:p>
+    <w:p>
+      <w:pPr>
+        <w:spacing w:before="0" w:after="0"/>
+      </w:pPr>
+    </w:p>
+    <w:p>
+      <w:pPr>
+        <w:spacing w:before="0" w:after="0"/>
+      </w:pPr>
+    </w:p>
+    <w:p>
+      <w:pPr>
+        <w:spacing w:before="0" w:after="0"/>
+      </w:pPr>
+    </w:p>
+    <w:p>
+      <w:pPr>
+        <w:spacing w:before="0" w:after="0"/>
+      </w:pPr>
+    </w:p>
+    <w:p>
+      <w:pPr>
+        <w:spacing w:before="0" w:after="0"/>
+      </w:pPr>
+    </w:p>
+    <w:p>
+      <w:pPr>
+        <w:spacing w:before="0" w:after="0"/>
+      </w:pPr>
+    </w:p>
+    <w:p>
+      <w:pPr>
+        <w:spacing w:before="0" w:after="0"/>
+      </w:pPr>
+    </w:p>
     <w:bookmarkEnd w:id="27"/>
     <w:bookmarkStart w:id="40" w:name="第-12-题"/>
     <w:p>
@@ -7973,7 +8264,7 @@
         </w:rPr>
         <w:drawing>
           <wp:inline>
-            <wp:extent cx="1524000" cy="1562100"/>
+            <wp:extent cx="1524000" cy="1510974"/>
             <wp:effectExtent b="0" l="0" r="0" t="0"/>
             <wp:docPr descr="" title="" id="29" name="Picture"/>
             <a:graphic>
@@ -7994,7 +8285,7 @@
                   <pic:spPr bwMode="auto">
                     <a:xfrm>
                       <a:off x="0" y="0"/>
-                      <a:ext cx="1524000" cy="1562100"/>
+                      <a:ext cx="1524000" cy="1510974"/>
                     </a:xfrm>
                     <a:prstGeom prst="rect">
                       <a:avLst/>
@@ -8025,7 +8316,7 @@
         </w:rPr>
         <w:drawing>
           <wp:inline>
-            <wp:extent cx="2273300" cy="1600200"/>
+            <wp:extent cx="2273300" cy="1533156"/>
             <wp:effectExtent b="0" l="0" r="0" t="0"/>
             <wp:docPr descr="" title="" id="32" name="Picture"/>
             <a:graphic>
@@ -8046,7 +8337,7 @@
                   <pic:spPr bwMode="auto">
                     <a:xfrm>
                       <a:off x="0" y="0"/>
-                      <a:ext cx="2273300" cy="1600200"/>
+                      <a:ext cx="2273300" cy="1533156"/>
                     </a:xfrm>
                     <a:prstGeom prst="rect">
                       <a:avLst/>
@@ -8077,7 +8368,7 @@
         </w:rPr>
         <w:drawing>
           <wp:inline>
-            <wp:extent cx="1562100" cy="1485900"/>
+            <wp:extent cx="1540933" cy="1485900"/>
             <wp:effectExtent b="0" l="0" r="0" t="0"/>
             <wp:docPr descr="" title="" id="35" name="Picture"/>
             <a:graphic>
@@ -8098,7 +8389,7 @@
                   <pic:spPr bwMode="auto">
                     <a:xfrm>
                       <a:off x="0" y="0"/>
-                      <a:ext cx="1562100" cy="1485900"/>
+                      <a:ext cx="1540933" cy="1485900"/>
                     </a:xfrm>
                     <a:prstGeom prst="rect">
                       <a:avLst/>
@@ -8129,7 +8420,7 @@
         </w:rPr>
         <w:drawing>
           <wp:inline>
-            <wp:extent cx="2082800" cy="2806700"/>
+            <wp:extent cx="2044700" cy="2806700"/>
             <wp:effectExtent b="0" l="0" r="0" t="0"/>
             <wp:docPr descr="" title="" id="38" name="Picture"/>
             <a:graphic>
@@ -8150,7 +8441,7 @@
                   <pic:spPr bwMode="auto">
                     <a:xfrm>
                       <a:off x="0" y="0"/>
-                      <a:ext cx="2082800" cy="2806700"/>
+                      <a:ext cx="2044700" cy="2806700"/>
                     </a:xfrm>
                     <a:prstGeom prst="rect">
                       <a:avLst/>
@@ -8168,6 +8459,21 @@
           </wp:inline>
         </w:drawing>
       </w:r>
+    </w:p>
+    <w:p>
+      <w:pPr>
+        <w:spacing w:before="0" w:after="0"/>
+      </w:pPr>
+    </w:p>
+    <w:p>
+      <w:pPr>
+        <w:spacing w:before="0" w:after="0"/>
+      </w:pPr>
+    </w:p>
+    <w:p>
+      <w:pPr>
+        <w:spacing w:before="0" w:after="0"/>
+      </w:pPr>
     </w:p>
     <w:bookmarkEnd w:id="40"/>
     <w:bookmarkStart w:id="41" w:name="第-13-题"/>
@@ -9199,6 +9505,46 @@
         <w:t>____。</w:t>
       </w:r>
     </w:p>
+    <w:p>
+      <w:pPr>
+        <w:spacing w:before="0" w:after="0"/>
+      </w:pPr>
+    </w:p>
+    <w:p>
+      <w:pPr>
+        <w:spacing w:before="0" w:after="0"/>
+      </w:pPr>
+    </w:p>
+    <w:p>
+      <w:pPr>
+        <w:spacing w:before="0" w:after="0"/>
+      </w:pPr>
+    </w:p>
+    <w:p>
+      <w:pPr>
+        <w:spacing w:before="0" w:after="0"/>
+      </w:pPr>
+    </w:p>
+    <w:p>
+      <w:pPr>
+        <w:spacing w:before="0" w:after="0"/>
+      </w:pPr>
+    </w:p>
+    <w:p>
+      <w:pPr>
+        <w:spacing w:before="0" w:after="0"/>
+      </w:pPr>
+    </w:p>
+    <w:p>
+      <w:pPr>
+        <w:spacing w:before="0" w:after="0"/>
+      </w:pPr>
+    </w:p>
+    <w:p>
+      <w:pPr>
+        <w:spacing w:before="0" w:after="0"/>
+      </w:pPr>
+    </w:p>
     <w:bookmarkEnd w:id="41"/>
     <w:bookmarkStart w:id="42" w:name="第-14-题"/>
     <w:p>
@@ -9293,6 +9639,8 @@
     <w:p>
       <w:pPr>
         <w:pStyle w:val="FirstParagraph"/>
+        <w:ind w:left="480" w:hanging="480"/>
+        <w:spacing w:after="0"/>
       </w:pPr>
       <w:r>
         <w:rPr>
@@ -9646,12 +9994,68 @@
         </w:rPr>
         <w:t xml:space="preserve"> </w:t>
       </w:r>
-      <w:r>
-        <w:rPr>
-          <w:rFonts w:ascii="Times New Roman" w:hAnsi="Times New Roman" w:eastAsia="Times New Roman" w:cs="Times New Roman"/>
-        </w:rPr>
-        <w:t xml:space="preserve">A. 95.6%　B. 92.3%　C. 85.7%　D. 75.0%</w:t>
-      </w:r>
+    </w:p>
+    <w:p>
+      <w:pPr>
+        <w:pStyle w:val="FirstParagraph"/>
+        <w:ind w:left="480" w:hanging="480"/>
+        <w:spacing w:before="0" w:after="0"/>
+      </w:pPr>
+      <w:r>
+        <w:rPr>
+          <w:rFonts w:ascii="Times New Roman" w:hAnsi="Times New Roman" w:eastAsia="Times New Roman" w:cs="Times New Roman"/>
+        </w:rPr>
+        <w:t xml:space="preserve">A. 95.6%　</w:t>
+      </w:r>
+    </w:p>
+    <w:p>
+      <w:pPr>
+        <w:pStyle w:val="FirstParagraph"/>
+        <w:ind w:left="480" w:hanging="480"/>
+        <w:spacing w:before="0" w:after="0"/>
+      </w:pPr>
+      <w:r>
+        <w:rPr>
+          <w:rFonts w:ascii="Times New Roman" w:hAnsi="Times New Roman" w:eastAsia="Times New Roman" w:cs="Times New Roman"/>
+        </w:rPr>
+        <w:t xml:space="preserve">B. 92.3%　</w:t>
+      </w:r>
+    </w:p>
+    <w:p>
+      <w:pPr>
+        <w:pStyle w:val="FirstParagraph"/>
+        <w:ind w:left="480" w:hanging="480"/>
+        <w:spacing w:before="0" w:after="0"/>
+      </w:pPr>
+      <w:r>
+        <w:rPr>
+          <w:rFonts w:ascii="Times New Roman" w:hAnsi="Times New Roman" w:eastAsia="Times New Roman" w:cs="Times New Roman"/>
+        </w:rPr>
+        <w:t xml:space="preserve">C. 85.7%　</w:t>
+      </w:r>
+    </w:p>
+    <w:p>
+      <w:pPr>
+        <w:pStyle w:val="FirstParagraph"/>
+        <w:ind w:left="480" w:hanging="480"/>
+        <w:spacing w:before="0" w:after="180"/>
+      </w:pPr>
+      <w:r>
+        <w:rPr>
+          <w:rFonts w:ascii="Times New Roman" w:hAnsi="Times New Roman" w:eastAsia="Times New Roman" w:cs="Times New Roman"/>
+        </w:rPr>
+        <w:t xml:space="preserve">D. 75.0%</w:t>
+      </w:r>
+    </w:p>
+    <w:p>
+      <w:pPr>
+        <w:spacing w:before="0" w:after="0"/>
+      </w:pPr>
+    </w:p>
+    <w:p>
+      <w:pPr>
+        <w:spacing w:before="0" w:after="0"/>
+      </w:pPr>
     </w:p>
     <w:bookmarkEnd w:id="42"/>
     <w:bookmarkStart w:id="43" w:name="第-15-题"/>
@@ -9984,6 +10388,27 @@
       </w:r>
     </w:p>
     <w:p>
+      <w:pPr/>
+      <w:r>
+        <w:rPr>
+          <w:rFonts w:ascii="Times New Roman" w:hAnsi="Times New Roman" w:eastAsia="Times New Roman" w:cs="Times New Roman"/>
+        </w:rPr>
+        <w:t xml:space="preserve">A、B </w:t>
+      </w:r>
+      <w:r>
+        <w:rPr>
+          <w:rFonts w:hint="eastAsia" w:ascii="Times New Roman" w:hAnsi="Times New Roman" w:eastAsia="FangSong" w:cs="Times New Roman"/>
+        </w:rPr>
+        <w:t>的分子式是</w:t>
+      </w:r>
+      <w:r>
+        <w:rPr>
+          <w:rFonts w:hint="eastAsia" w:ascii="Times New Roman" w:hAnsi="Times New Roman" w:eastAsia="Times New Roman" w:cs="Times New Roman"/>
+        </w:rPr>
+        <w:t>________。</w:t>
+      </w:r>
+    </w:p>
+    <w:p>
       <w:pPr>
         <w:numPr>
           <w:ilvl w:val="0"/>
@@ -9992,15 +10417,74 @@
       </w:pPr>
       <w:r>
         <w:rPr>
-          <w:rFonts w:ascii="Times New Roman" w:hAnsi="Times New Roman" w:eastAsia="Times New Roman" w:cs="Times New Roman"/>
-        </w:rPr>
-        <w:t xml:space="preserve">A、B </w:t>
-      </w:r>
-      <w:r>
-        <w:rPr>
-          <w:rFonts w:hint="eastAsia" w:ascii="Times New Roman" w:hAnsi="Times New Roman" w:eastAsia="FangSong" w:cs="Times New Roman"/>
-        </w:rPr>
-        <w:t>的分子式是</w:t>
+          <w:rFonts w:hint="eastAsia" w:ascii="Times New Roman" w:hAnsi="Times New Roman" w:eastAsia="FangSong" w:cs="Times New Roman"/>
+        </w:rPr>
+        <w:t xml:space="preserve">光谱测定显示</w:t>
+      </w:r>
+      <w:r>
+        <w:rPr>
+          <w:rFonts w:ascii="Times New Roman" w:hAnsi="Times New Roman" w:eastAsia="Times New Roman" w:cs="Times New Roman"/>
+        </w:rPr>
+        <w:t xml:space="preserve"> A </w:t>
+      </w:r>
+      <w:r>
+        <w:rPr>
+          <w:rFonts w:hint="eastAsia" w:ascii="Times New Roman" w:hAnsi="Times New Roman" w:eastAsia="FangSong" w:cs="Times New Roman"/>
+        </w:rPr>
+        <w:t>的分子结构中不存在甲基</w:t>
+      </w:r>
+      <w:r>
+        <w:rPr>
+          <w:rFonts w:hint="eastAsia" w:ascii="Times New Roman" w:hAnsi="Times New Roman" w:eastAsia="Times New Roman" w:cs="Times New Roman"/>
+        </w:rPr>
+        <w:t>（</w:t>
+      </w:r>
+      <m:oMath>
+        <m:r>
+          <m:rPr>
+            <m:sty m:val="p"/>
+          </m:rPr>
+          <m:t>−</m:t>
+        </m:r>
+        <m:r>
+          <m:t>C</m:t>
+        </m:r>
+        <m:sSub>
+          <m:e>
+            <m:r>
+              <m:t>H</m:t>
+            </m:r>
+          </m:e>
+          <m:sub>
+            <m:r>
+              <m:t>3</m:t>
+            </m:r>
+          </m:sub>
+        </m:sSub>
+      </m:oMath>
+      <w:r>
+        <w:rPr>
+          <w:rFonts w:hint="eastAsia" w:ascii="Times New Roman" w:hAnsi="Times New Roman" w:eastAsia="Times New Roman" w:cs="Times New Roman"/>
+        </w:rPr>
+        <w:t>），</w:t>
+      </w:r>
+      <w:r>
+        <w:rPr>
+          <w:rFonts w:hint="eastAsia" w:ascii="Times New Roman" w:hAnsi="Times New Roman" w:eastAsia="FangSong" w:cs="Times New Roman"/>
+        </w:rPr>
+        <w:t>则</w:t>
+      </w:r>
+      <w:r>
+        <w:rPr>
+          <w:rFonts w:ascii="Times New Roman" w:hAnsi="Times New Roman" w:eastAsia="Times New Roman" w:cs="Times New Roman"/>
+        </w:rPr>
+        <w:t xml:space="preserve"> A </w:t>
+      </w:r>
+      <w:r>
+        <w:rPr>
+          <w:rFonts w:hint="eastAsia" w:ascii="Times New Roman" w:hAnsi="Times New Roman" w:eastAsia="FangSong" w:cs="Times New Roman"/>
+        </w:rPr>
+        <w:t>的结构简式是</w:t>
       </w:r>
       <w:r>
         <w:rPr>
@@ -10026,48 +10510,19 @@
         <w:rPr>
           <w:rFonts w:ascii="Times New Roman" w:hAnsi="Times New Roman" w:eastAsia="Times New Roman" w:cs="Times New Roman"/>
         </w:rPr>
-        <w:t xml:space="preserve"> A </w:t>
-      </w:r>
-      <w:r>
-        <w:rPr>
-          <w:rFonts w:hint="eastAsia" w:ascii="Times New Roman" w:hAnsi="Times New Roman" w:eastAsia="FangSong" w:cs="Times New Roman"/>
-        </w:rPr>
-        <w:t>的分子结构中不存在甲基</w:t>
-      </w:r>
-      <w:r>
-        <w:rPr>
-          <w:rFonts w:hint="eastAsia" w:ascii="Times New Roman" w:hAnsi="Times New Roman" w:eastAsia="Times New Roman" w:cs="Times New Roman"/>
-        </w:rPr>
-        <w:t>（</w:t>
-      </w:r>
-      <m:oMath>
-        <m:r>
-          <m:rPr>
-            <m:sty m:val="p"/>
-          </m:rPr>
-          <m:t>−</m:t>
-        </m:r>
-        <m:r>
-          <m:t>C</m:t>
-        </m:r>
-        <m:sSub>
-          <m:e>
-            <m:r>
-              <m:t>H</m:t>
-            </m:r>
-          </m:e>
-          <m:sub>
-            <m:r>
-              <m:t>3</m:t>
-            </m:r>
-          </m:sub>
-        </m:sSub>
-      </m:oMath>
-      <w:r>
-        <w:rPr>
-          <w:rFonts w:hint="eastAsia" w:ascii="Times New Roman" w:hAnsi="Times New Roman" w:eastAsia="Times New Roman" w:cs="Times New Roman"/>
-        </w:rPr>
-        <w:t>），</w:t>
+        <w:t xml:space="preserve"> B </w:t>
+      </w:r>
+      <w:r>
+        <w:rPr>
+          <w:rFonts w:hint="eastAsia" w:ascii="Times New Roman" w:hAnsi="Times New Roman" w:eastAsia="FangSong" w:cs="Times New Roman"/>
+        </w:rPr>
+        <w:t>的烃基部分不存在支链</w:t>
+      </w:r>
+      <w:r>
+        <w:rPr>
+          <w:rFonts w:hint="eastAsia" w:ascii="Times New Roman" w:hAnsi="Times New Roman" w:eastAsia="Times New Roman" w:cs="Times New Roman"/>
+        </w:rPr>
+        <w:t>，</w:t>
       </w:r>
       <w:r>
         <w:rPr>
@@ -10079,7 +10534,7 @@
         <w:rPr>
           <w:rFonts w:ascii="Times New Roman" w:hAnsi="Times New Roman" w:eastAsia="Times New Roman" w:cs="Times New Roman"/>
         </w:rPr>
-        <w:t xml:space="preserve"> A </w:t>
+        <w:t xml:space="preserve"> B </w:t>
       </w:r>
       <w:r>
         <w:rPr>
@@ -10096,59 +10551,13 @@
     </w:p>
     <w:p>
       <w:pPr>
-        <w:numPr>
-          <w:ilvl w:val="0"/>
-          <w:numId w:val="1010"/>
-        </w:numPr>
-      </w:pPr>
-      <w:r>
-        <w:rPr>
-          <w:rFonts w:hint="eastAsia" w:ascii="Times New Roman" w:hAnsi="Times New Roman" w:eastAsia="FangSong" w:cs="Times New Roman"/>
-        </w:rPr>
-        <w:t xml:space="preserve">光谱测定显示</w:t>
-      </w:r>
-      <w:r>
-        <w:rPr>
-          <w:rFonts w:ascii="Times New Roman" w:hAnsi="Times New Roman" w:eastAsia="Times New Roman" w:cs="Times New Roman"/>
-        </w:rPr>
-        <w:t xml:space="preserve"> B </w:t>
-      </w:r>
-      <w:r>
-        <w:rPr>
-          <w:rFonts w:hint="eastAsia" w:ascii="Times New Roman" w:hAnsi="Times New Roman" w:eastAsia="FangSong" w:cs="Times New Roman"/>
-        </w:rPr>
-        <w:t>的烃基部分不存在支链</w:t>
-      </w:r>
-      <w:r>
-        <w:rPr>
-          <w:rFonts w:hint="eastAsia" w:ascii="Times New Roman" w:hAnsi="Times New Roman" w:eastAsia="Times New Roman" w:cs="Times New Roman"/>
-        </w:rPr>
-        <w:t>，</w:t>
-      </w:r>
-      <w:r>
-        <w:rPr>
-          <w:rFonts w:hint="eastAsia" w:ascii="Times New Roman" w:hAnsi="Times New Roman" w:eastAsia="FangSong" w:cs="Times New Roman"/>
-        </w:rPr>
-        <w:t>则</w:t>
-      </w:r>
-      <w:r>
-        <w:rPr>
-          <w:rFonts w:ascii="Times New Roman" w:hAnsi="Times New Roman" w:eastAsia="Times New Roman" w:cs="Times New Roman"/>
-        </w:rPr>
-        <w:t xml:space="preserve"> B </w:t>
-      </w:r>
-      <w:r>
-        <w:rPr>
-          <w:rFonts w:hint="eastAsia" w:ascii="Times New Roman" w:hAnsi="Times New Roman" w:eastAsia="FangSong" w:cs="Times New Roman"/>
-        </w:rPr>
-        <w:t>的结构简式是</w:t>
-      </w:r>
-      <w:r>
-        <w:rPr>
-          <w:rFonts w:hint="eastAsia" w:ascii="Times New Roman" w:hAnsi="Times New Roman" w:eastAsia="Times New Roman" w:cs="Times New Roman"/>
-        </w:rPr>
-        <w:t>________。</w:t>
-      </w:r>
+        <w:spacing w:before="0" w:after="0"/>
+      </w:pPr>
+    </w:p>
+    <w:p>
+      <w:pPr>
+        <w:spacing w:before="0" w:after="0"/>
+      </w:pPr>
     </w:p>
     <w:bookmarkEnd w:id="43"/>
     <w:bookmarkStart w:id="44" w:name="第-16-题"/>
@@ -10340,6 +10749,21 @@
         </w:rPr>
         <w:t>。</w:t>
       </w:r>
+    </w:p>
+    <w:p>
+      <w:pPr>
+        <w:spacing w:before="0" w:after="0"/>
+      </w:pPr>
+    </w:p>
+    <w:p>
+      <w:pPr>
+        <w:spacing w:before="0" w:after="0"/>
+      </w:pPr>
+    </w:p>
+    <w:p>
+      <w:pPr>
+        <w:spacing w:before="0" w:after="0"/>
+      </w:pPr>
     </w:p>
     <w:bookmarkEnd w:id="44"/>
     <w:bookmarkStart w:id="48" w:name="第-17-题"/>
@@ -10956,6 +11380,46 @@
         <w:t xml:space="preserve"> ____。</w:t>
       </w:r>
     </w:p>
+    <w:p>
+      <w:pPr>
+        <w:spacing w:before="0" w:after="0"/>
+      </w:pPr>
+    </w:p>
+    <w:p>
+      <w:pPr>
+        <w:spacing w:before="0" w:after="0"/>
+      </w:pPr>
+    </w:p>
+    <w:p>
+      <w:pPr>
+        <w:spacing w:before="0" w:after="0"/>
+      </w:pPr>
+    </w:p>
+    <w:p>
+      <w:pPr>
+        <w:spacing w:before="0" w:after="0"/>
+      </w:pPr>
+    </w:p>
+    <w:p>
+      <w:pPr>
+        <w:spacing w:before="0" w:after="0"/>
+      </w:pPr>
+    </w:p>
+    <w:p>
+      <w:pPr>
+        <w:spacing w:before="0" w:after="0"/>
+      </w:pPr>
+    </w:p>
+    <w:p>
+      <w:pPr>
+        <w:spacing w:before="0" w:after="0"/>
+      </w:pPr>
+    </w:p>
+    <w:p>
+      <w:pPr>
+        <w:spacing w:before="0" w:after="0"/>
+      </w:pPr>
+    </w:p>
     <w:bookmarkEnd w:id="48"/>
     <w:bookmarkStart w:id="49" w:name="第-18-题"/>
     <w:p>
@@ -11375,6 +11839,31 @@
         <w:t>。</w:t>
       </w:r>
     </w:p>
+    <w:p>
+      <w:pPr>
+        <w:spacing w:before="0" w:after="0"/>
+      </w:pPr>
+    </w:p>
+    <w:p>
+      <w:pPr>
+        <w:spacing w:before="0" w:after="0"/>
+      </w:pPr>
+    </w:p>
+    <w:p>
+      <w:pPr>
+        <w:spacing w:before="0" w:after="0"/>
+      </w:pPr>
+    </w:p>
+    <w:p>
+      <w:pPr>
+        <w:spacing w:before="0" w:after="0"/>
+      </w:pPr>
+    </w:p>
+    <w:p>
+      <w:pPr>
+        <w:spacing w:before="0" w:after="0"/>
+      </w:pPr>
+    </w:p>
     <w:bookmarkEnd w:id="49"/>
     <w:bookmarkStart w:id="50" w:name="第-19-题"/>
     <w:p>
@@ -11608,6 +12097,31 @@
         </w:rPr>
         <w:t>。</w:t>
       </w:r>
+    </w:p>
+    <w:p>
+      <w:pPr>
+        <w:spacing w:before="0" w:after="0"/>
+      </w:pPr>
+    </w:p>
+    <w:p>
+      <w:pPr>
+        <w:spacing w:before="0" w:after="0"/>
+      </w:pPr>
+    </w:p>
+    <w:p>
+      <w:pPr>
+        <w:spacing w:before="0" w:after="0"/>
+      </w:pPr>
+    </w:p>
+    <w:p>
+      <w:pPr>
+        <w:spacing w:before="0" w:after="0"/>
+      </w:pPr>
+    </w:p>
+    <w:p>
+      <w:pPr>
+        <w:spacing w:before="0" w:after="0"/>
+      </w:pPr>
     </w:p>
     <w:bookmarkEnd w:id="50"/>
     <w:bookmarkStart w:id="54" w:name="第-20-题"/>
@@ -12156,6 +12670,46 @@
         <w:t>：____。</w:t>
       </w:r>
     </w:p>
+    <w:p>
+      <w:pPr>
+        <w:spacing w:before="0" w:after="0"/>
+      </w:pPr>
+    </w:p>
+    <w:p>
+      <w:pPr>
+        <w:spacing w:before="0" w:after="0"/>
+      </w:pPr>
+    </w:p>
+    <w:p>
+      <w:pPr>
+        <w:spacing w:before="0" w:after="0"/>
+      </w:pPr>
+    </w:p>
+    <w:p>
+      <w:pPr>
+        <w:spacing w:before="0" w:after="0"/>
+      </w:pPr>
+    </w:p>
+    <w:p>
+      <w:pPr>
+        <w:spacing w:before="0" w:after="0"/>
+      </w:pPr>
+    </w:p>
+    <w:p>
+      <w:pPr>
+        <w:spacing w:before="0" w:after="0"/>
+      </w:pPr>
+    </w:p>
+    <w:p>
+      <w:pPr>
+        <w:spacing w:before="0" w:after="0"/>
+      </w:pPr>
+    </w:p>
+    <w:p>
+      <w:pPr>
+        <w:spacing w:before="0" w:after="0"/>
+      </w:pPr>
+    </w:p>
     <w:bookmarkEnd w:id="54"/>
     <w:bookmarkStart w:id="70" w:name="第-21-题"/>
     <w:p>
@@ -12315,7 +12869,7 @@
         </w:rPr>
         <w:drawing>
           <wp:inline>
-            <wp:extent cx="3600000" cy="1494208"/>
+            <wp:extent cx="3597430" cy="1494208"/>
             <wp:effectExtent b="0" l="0" r="0" t="0"/>
             <wp:docPr descr="" title="" id="56" name="Picture"/>
             <a:graphic>
@@ -12336,7 +12890,7 @@
                   <pic:spPr bwMode="auto">
                     <a:xfrm>
                       <a:off x="0" y="0"/>
-                      <a:ext cx="3600000" cy="1494208"/>
+                      <a:ext cx="3597430" cy="1494208"/>
                     </a:xfrm>
                     <a:prstGeom prst="rect">
                       <a:avLst/>
@@ -12367,7 +12921,7 @@
         </w:rPr>
         <w:drawing>
           <wp:inline>
-            <wp:extent cx="3600000" cy="623684"/>
+            <wp:extent cx="3600000" cy="598670"/>
             <wp:effectExtent b="0" l="0" r="0" t="0"/>
             <wp:docPr descr="" title="" id="59" name="Picture"/>
             <a:graphic>
@@ -12388,7 +12942,7 @@
                   <pic:spPr bwMode="auto">
                     <a:xfrm>
                       <a:off x="0" y="0"/>
-                      <a:ext cx="3600000" cy="623684"/>
+                      <a:ext cx="3600000" cy="598670"/>
                     </a:xfrm>
                     <a:prstGeom prst="rect">
                       <a:avLst/>
@@ -12419,7 +12973,7 @@
         </w:rPr>
         <w:drawing>
           <wp:inline>
-            <wp:extent cx="3600000" cy="1320437"/>
+            <wp:extent cx="3600000" cy="1277634"/>
             <wp:effectExtent b="0" l="0" r="0" t="0"/>
             <wp:docPr descr="" title="" id="62" name="Picture"/>
             <a:graphic>
@@ -12440,7 +12994,7 @@
                   <pic:spPr bwMode="auto">
                     <a:xfrm>
                       <a:off x="0" y="0"/>
-                      <a:ext cx="3600000" cy="1320437"/>
+                      <a:ext cx="3600000" cy="1277634"/>
                     </a:xfrm>
                     <a:prstGeom prst="rect">
                       <a:avLst/>
@@ -12471,7 +13025,7 @@
         </w:rPr>
         <w:drawing>
           <wp:inline>
-            <wp:extent cx="3600000" cy="1175039"/>
+            <wp:extent cx="3600000" cy="1139610"/>
             <wp:effectExtent b="0" l="0" r="0" t="0"/>
             <wp:docPr descr="" title="" id="65" name="Picture"/>
             <a:graphic>
@@ -12492,7 +13046,7 @@
                   <pic:spPr bwMode="auto">
                     <a:xfrm>
                       <a:off x="0" y="0"/>
-                      <a:ext cx="3600000" cy="1175039"/>
+                      <a:ext cx="3600000" cy="1139610"/>
                     </a:xfrm>
                     <a:prstGeom prst="rect">
                       <a:avLst/>
@@ -12523,7 +13077,7 @@
         </w:rPr>
         <w:drawing>
           <wp:inline>
-            <wp:extent cx="3600000" cy="2635406"/>
+            <wp:extent cx="3596139" cy="2635406"/>
             <wp:effectExtent b="0" l="0" r="0" t="0"/>
             <wp:docPr descr="" title="" id="68" name="Picture"/>
             <a:graphic>
@@ -12544,7 +13098,7 @@
                   <pic:spPr bwMode="auto">
                     <a:xfrm>
                       <a:off x="0" y="0"/>
-                      <a:ext cx="3600000" cy="2635406"/>
+                      <a:ext cx="3596139" cy="2635406"/>
                     </a:xfrm>
                     <a:prstGeom prst="rect">
                       <a:avLst/>
@@ -12771,6 +13325,31 @@
         </w:rPr>
         <w:t>？</w:t>
       </w:r>
+    </w:p>
+    <w:p>
+      <w:pPr>
+        <w:spacing w:before="0" w:after="0"/>
+      </w:pPr>
+    </w:p>
+    <w:p>
+      <w:pPr>
+        <w:spacing w:before="0" w:after="0"/>
+      </w:pPr>
+    </w:p>
+    <w:p>
+      <w:pPr>
+        <w:spacing w:before="0" w:after="0"/>
+      </w:pPr>
+    </w:p>
+    <w:p>
+      <w:pPr>
+        <w:spacing w:before="0" w:after="0"/>
+      </w:pPr>
+    </w:p>
+    <w:p>
+      <w:pPr>
+        <w:spacing w:before="0" w:after="0"/>
+      </w:pPr>
     </w:p>
     <w:bookmarkEnd w:id="70"/>
     <w:bookmarkStart w:id="74" w:name="第-22-题"/>
@@ -13706,6 +14285,46 @@
         </w:rPr>
         <w:t xml:space="preserve">元素与分析</w:t>
       </w:r>
+    </w:p>
+    <w:p>
+      <w:pPr>
+        <w:spacing w:before="0" w:after="0"/>
+      </w:pPr>
+    </w:p>
+    <w:p>
+      <w:pPr>
+        <w:spacing w:before="0" w:after="0"/>
+      </w:pPr>
+    </w:p>
+    <w:p>
+      <w:pPr>
+        <w:spacing w:before="0" w:after="0"/>
+      </w:pPr>
+    </w:p>
+    <w:p>
+      <w:pPr>
+        <w:spacing w:before="0" w:after="0"/>
+      </w:pPr>
+    </w:p>
+    <w:p>
+      <w:pPr>
+        <w:spacing w:before="0" w:after="0"/>
+      </w:pPr>
+    </w:p>
+    <w:p>
+      <w:pPr>
+        <w:spacing w:before="0" w:after="0"/>
+      </w:pPr>
+    </w:p>
+    <w:p>
+      <w:pPr>
+        <w:spacing w:before="0" w:after="0"/>
+      </w:pPr>
+    </w:p>
+    <w:p>
+      <w:pPr>
+        <w:spacing w:before="0" w:after="0"/>
+      </w:pPr>
     </w:p>
     <w:bookmarkEnd w:id="75"/>
     <w:bookmarkStart w:id="76" w:name="第-23-题"/>
@@ -14561,6 +15180,16 @@
         </m:sSubSup>
       </m:oMath>
     </w:p>
+    <w:p>
+      <w:pPr>
+        <w:spacing w:before="0" w:after="0"/>
+      </w:pPr>
+    </w:p>
+    <w:p>
+      <w:pPr>
+        <w:spacing w:before="0" w:after="0"/>
+      </w:pPr>
+    </w:p>
     <w:bookmarkEnd w:id="76"/>
     <w:bookmarkStart w:id="80" w:name="第-24-题"/>
     <w:p>
@@ -15237,6 +15866,16 @@
         <w:t xml:space="preserve">变大</w:t>
       </w:r>
     </w:p>
+    <w:p>
+      <w:pPr>
+        <w:spacing w:before="0" w:after="0"/>
+      </w:pPr>
+    </w:p>
+    <w:p>
+      <w:pPr>
+        <w:spacing w:before="0" w:after="0"/>
+      </w:pPr>
+    </w:p>
     <w:bookmarkEnd w:id="80"/>
     <w:bookmarkStart w:id="81" w:name="第-25-题"/>
     <w:p>
@@ -15913,6 +16552,46 @@
         </w:rPr>
         <w:t>。</w:t>
       </w:r>
+    </w:p>
+    <w:p>
+      <w:pPr>
+        <w:spacing w:before="0" w:after="0"/>
+      </w:pPr>
+    </w:p>
+    <w:p>
+      <w:pPr>
+        <w:spacing w:before="0" w:after="0"/>
+      </w:pPr>
+    </w:p>
+    <w:p>
+      <w:pPr>
+        <w:spacing w:before="0" w:after="0"/>
+      </w:pPr>
+    </w:p>
+    <w:p>
+      <w:pPr>
+        <w:spacing w:before="0" w:after="0"/>
+      </w:pPr>
+    </w:p>
+    <w:p>
+      <w:pPr>
+        <w:spacing w:before="0" w:after="0"/>
+      </w:pPr>
+    </w:p>
+    <w:p>
+      <w:pPr>
+        <w:spacing w:before="0" w:after="0"/>
+      </w:pPr>
+    </w:p>
+    <w:p>
+      <w:pPr>
+        <w:spacing w:before="0" w:after="0"/>
+      </w:pPr>
+    </w:p>
+    <w:p>
+      <w:pPr>
+        <w:spacing w:before="0" w:after="0"/>
+      </w:pPr>
     </w:p>
     <w:p>
       <w:pPr>

--- a/00-首页/题组Word/专项卷/二分册/专项卷XI-学生版.docx
+++ b/00-首页/题组Word/专项卷/二分册/专项卷XI-学生版.docx
@@ -553,8 +553,8 @@
     <w:p>
       <w:pPr>
         <w:pStyle w:val="FirstParagraph"/>
+        <w:spacing w:before="0" w:after="0"/>
         <w:ind w:left="480" w:hanging="480"/>
-        <w:spacing w:after="0"/>
       </w:pPr>
       <w:r>
         <w:rPr>
@@ -584,8 +584,8 @@
     <w:p>
       <w:pPr>
         <w:pStyle w:val="FirstParagraph"/>
+        <w:spacing w:before="0" w:after="0"/>
         <w:ind w:left="480" w:hanging="480"/>
-        <w:spacing w:before="0" w:after="0"/>
       </w:pPr>
       <w:r>
         <w:rPr>
@@ -653,8 +653,8 @@
     <w:p>
       <w:pPr>
         <w:pStyle w:val="FirstParagraph"/>
+        <w:spacing w:before="0" w:after="0"/>
         <w:ind w:left="480" w:hanging="480"/>
-        <w:spacing w:before="0" w:after="0"/>
       </w:pPr>
       <w:r>
         <w:rPr>
@@ -716,8 +716,8 @@
     <w:p>
       <w:pPr>
         <w:pStyle w:val="FirstParagraph"/>
+        <w:spacing w:before="0" w:after="0"/>
         <w:ind w:left="480" w:hanging="480"/>
-        <w:spacing w:before="0" w:after="0"/>
       </w:pPr>
       <w:r>
         <w:rPr>
@@ -817,8 +817,8 @@
     <w:p>
       <w:pPr>
         <w:pStyle w:val="FirstParagraph"/>
+        <w:spacing w:before="0" w:after="0"/>
         <w:ind w:left="480" w:hanging="480"/>
-        <w:spacing w:before="0" w:after="180"/>
       </w:pPr>
       <w:r>
         <w:rPr>
@@ -1042,6 +1042,7 @@
     <w:p>
       <w:pPr>
         <w:pStyle w:val="BodyText"/>
+        <w:spacing w:before="0" w:after="0"/>
       </w:pPr>
       <w:r>
         <w:rPr>
@@ -1163,6 +1164,7 @@
     <w:p>
       <w:pPr>
         <w:pStyle w:val="BodyText"/>
+        <w:spacing w:before="0" w:after="0"/>
       </w:pPr>
       <w:r>
         <w:rPr>
@@ -1353,6 +1355,7 @@
     <w:p>
       <w:pPr>
         <w:pStyle w:val="BodyText"/>
+        <w:spacing w:before="0" w:after="0"/>
       </w:pPr>
       <w:r>
         <w:rPr>
@@ -1554,6 +1557,7 @@
     <w:p>
       <w:pPr>
         <w:pStyle w:val="BodyText"/>
+        <w:spacing w:before="0" w:after="0"/>
       </w:pPr>
       <w:r>
         <w:rPr>
@@ -2512,6 +2516,7 @@
     <w:p>
       <w:pPr>
         <w:pStyle w:val="BodyText"/>
+        <w:spacing w:before="0" w:after="0"/>
       </w:pPr>
       <w:r>
         <w:rPr>
@@ -2638,6 +2643,7 @@
     <w:p>
       <w:pPr>
         <w:pStyle w:val="BodyText"/>
+        <w:spacing w:before="0" w:after="0"/>
       </w:pPr>
       <w:r>
         <w:rPr>
@@ -2713,6 +2719,7 @@
     <w:p>
       <w:pPr>
         <w:pStyle w:val="BodyText"/>
+        <w:spacing w:before="0" w:after="0"/>
       </w:pPr>
       <w:r>
         <w:rPr>
@@ -2776,6 +2783,7 @@
     <w:p>
       <w:pPr>
         <w:pStyle w:val="BodyText"/>
+        <w:spacing w:before="0" w:after="0"/>
       </w:pPr>
       <w:r>
         <w:rPr>
@@ -3365,6 +3373,7 @@
     <w:p>
       <w:pPr>
         <w:pStyle w:val="BodyText"/>
+        <w:spacing w:before="0" w:after="0"/>
       </w:pPr>
       <w:r>
         <w:rPr>
@@ -3494,6 +3503,7 @@
     <w:p>
       <w:pPr>
         <w:pStyle w:val="BodyText"/>
+        <w:spacing w:before="0" w:after="0"/>
       </w:pPr>
       <w:r>
         <w:rPr>
@@ -3617,6 +3627,7 @@
     <w:p>
       <w:pPr>
         <w:pStyle w:val="BodyText"/>
+        <w:spacing w:before="0" w:after="0"/>
       </w:pPr>
       <w:r>
         <w:rPr>
@@ -3773,6 +3784,7 @@
     <w:p>
       <w:pPr>
         <w:pStyle w:val="BodyText"/>
+        <w:spacing w:before="0" w:after="0"/>
       </w:pPr>
       <w:r>
         <w:rPr>
@@ -6742,8 +6754,8 @@
     <w:p>
       <w:pPr>
         <w:pStyle w:val="BodyText"/>
+        <w:spacing w:before="0" w:after="0"/>
         <w:ind w:left="480" w:hanging="480"/>
-        <w:spacing w:after="0"/>
       </w:pPr>
       <w:r>
         <w:rPr>
@@ -6767,14 +6779,39 @@
     <w:p>
       <w:pPr>
         <w:pStyle w:val="BodyText"/>
+        <w:spacing w:before="0" w:after="0"/>
         <w:ind w:left="480" w:hanging="480"/>
+      </w:pPr>
+      <w:r>
+        <w:rPr>
+          <w:rFonts w:ascii="Times New Roman" w:hAnsi="Times New Roman" w:eastAsia="Times New Roman" w:cs="Times New Roman"/>
+        </w:rPr>
+        <w:t xml:space="preserve">B. 4 </w:t>
+      </w:r>
+      <w:r>
+        <w:rPr>
+          <w:rFonts w:hint="eastAsia" w:ascii="Times New Roman" w:hAnsi="Times New Roman" w:eastAsia="FangSong" w:cs="Times New Roman"/>
+        </w:rPr>
+        <w:t xml:space="preserve">摩尔</w:t>
+      </w:r>
+      <w:r>
+        <w:rPr>
+          <w:rFonts w:ascii="Times New Roman" w:hAnsi="Times New Roman" w:eastAsia="Times New Roman" w:cs="Times New Roman"/>
+        </w:rPr>
+        <w:t xml:space="preserve">　　</w:t>
+      </w:r>
+    </w:p>
+    <w:p>
+      <w:pPr>
+        <w:pStyle w:val="BodyText"/>
         <w:spacing w:before="0" w:after="0"/>
-      </w:pPr>
-      <w:r>
-        <w:rPr>
-          <w:rFonts w:ascii="Times New Roman" w:hAnsi="Times New Roman" w:eastAsia="Times New Roman" w:cs="Times New Roman"/>
-        </w:rPr>
-        <w:t xml:space="preserve">B. 4 </w:t>
+        <w:ind w:left="480" w:hanging="480"/>
+      </w:pPr>
+      <w:r>
+        <w:rPr>
+          <w:rFonts w:ascii="Times New Roman" w:hAnsi="Times New Roman" w:eastAsia="Times New Roman" w:cs="Times New Roman"/>
+        </w:rPr>
+        <w:t xml:space="preserve">C. 3n </w:t>
       </w:r>
       <w:r>
         <w:rPr>
@@ -6792,33 +6829,8 @@
     <w:p>
       <w:pPr>
         <w:pStyle w:val="BodyText"/>
+        <w:spacing w:before="0" w:after="0"/>
         <w:ind w:left="480" w:hanging="480"/>
-        <w:spacing w:before="0" w:after="0"/>
-      </w:pPr>
-      <w:r>
-        <w:rPr>
-          <w:rFonts w:ascii="Times New Roman" w:hAnsi="Times New Roman" w:eastAsia="Times New Roman" w:cs="Times New Roman"/>
-        </w:rPr>
-        <w:t xml:space="preserve">C. 3n </w:t>
-      </w:r>
-      <w:r>
-        <w:rPr>
-          <w:rFonts w:hint="eastAsia" w:ascii="Times New Roman" w:hAnsi="Times New Roman" w:eastAsia="FangSong" w:cs="Times New Roman"/>
-        </w:rPr>
-        <w:t xml:space="preserve">摩尔</w:t>
-      </w:r>
-      <w:r>
-        <w:rPr>
-          <w:rFonts w:ascii="Times New Roman" w:hAnsi="Times New Roman" w:eastAsia="Times New Roman" w:cs="Times New Roman"/>
-        </w:rPr>
-        <w:t xml:space="preserve">　　</w:t>
-      </w:r>
-    </w:p>
-    <w:p>
-      <w:pPr>
-        <w:pStyle w:val="BodyText"/>
-        <w:ind w:left="480" w:hanging="480"/>
-        <w:spacing w:before="0" w:after="180"/>
       </w:pPr>
       <w:r>
         <w:rPr>
@@ -9639,8 +9651,8 @@
     <w:p>
       <w:pPr>
         <w:pStyle w:val="FirstParagraph"/>
+        <w:spacing w:before="0" w:after="0"/>
         <w:ind w:left="480" w:hanging="480"/>
-        <w:spacing w:after="0"/>
       </w:pPr>
       <w:r>
         <w:rPr>
@@ -9998,47 +10010,47 @@
     <w:p>
       <w:pPr>
         <w:pStyle w:val="FirstParagraph"/>
+        <w:spacing w:before="0" w:after="0"/>
         <w:ind w:left="480" w:hanging="480"/>
+      </w:pPr>
+      <w:r>
+        <w:rPr>
+          <w:rFonts w:ascii="Times New Roman" w:hAnsi="Times New Roman" w:eastAsia="Times New Roman" w:cs="Times New Roman"/>
+        </w:rPr>
+        <w:t xml:space="preserve">A. 95.6%　</w:t>
+      </w:r>
+    </w:p>
+    <w:p>
+      <w:pPr>
+        <w:pStyle w:val="FirstParagraph"/>
         <w:spacing w:before="0" w:after="0"/>
-      </w:pPr>
-      <w:r>
-        <w:rPr>
-          <w:rFonts w:ascii="Times New Roman" w:hAnsi="Times New Roman" w:eastAsia="Times New Roman" w:cs="Times New Roman"/>
-        </w:rPr>
-        <w:t xml:space="preserve">A. 95.6%　</w:t>
+        <w:ind w:left="480" w:hanging="480"/>
+      </w:pPr>
+      <w:r>
+        <w:rPr>
+          <w:rFonts w:ascii="Times New Roman" w:hAnsi="Times New Roman" w:eastAsia="Times New Roman" w:cs="Times New Roman"/>
+        </w:rPr>
+        <w:t xml:space="preserve">B. 92.3%　</w:t>
       </w:r>
     </w:p>
     <w:p>
       <w:pPr>
         <w:pStyle w:val="FirstParagraph"/>
+        <w:spacing w:before="0" w:after="0"/>
         <w:ind w:left="480" w:hanging="480"/>
+      </w:pPr>
+      <w:r>
+        <w:rPr>
+          <w:rFonts w:ascii="Times New Roman" w:hAnsi="Times New Roman" w:eastAsia="Times New Roman" w:cs="Times New Roman"/>
+        </w:rPr>
+        <w:t xml:space="preserve">C. 85.7%　</w:t>
+      </w:r>
+    </w:p>
+    <w:p>
+      <w:pPr>
+        <w:pStyle w:val="FirstParagraph"/>
         <w:spacing w:before="0" w:after="0"/>
-      </w:pPr>
-      <w:r>
-        <w:rPr>
-          <w:rFonts w:ascii="Times New Roman" w:hAnsi="Times New Roman" w:eastAsia="Times New Roman" w:cs="Times New Roman"/>
-        </w:rPr>
-        <w:t xml:space="preserve">B. 92.3%　</w:t>
-      </w:r>
-    </w:p>
-    <w:p>
-      <w:pPr>
-        <w:pStyle w:val="FirstParagraph"/>
         <w:ind w:left="480" w:hanging="480"/>
-        <w:spacing w:before="0" w:after="0"/>
-      </w:pPr>
-      <w:r>
-        <w:rPr>
-          <w:rFonts w:ascii="Times New Roman" w:hAnsi="Times New Roman" w:eastAsia="Times New Roman" w:cs="Times New Roman"/>
-        </w:rPr>
-        <w:t xml:space="preserve">C. 85.7%　</w:t>
-      </w:r>
-    </w:p>
-    <w:p>
-      <w:pPr>
-        <w:pStyle w:val="FirstParagraph"/>
-        <w:ind w:left="480" w:hanging="480"/>
-        <w:spacing w:before="0" w:after="180"/>
       </w:pPr>
       <w:r>
         <w:rPr>
@@ -10388,7 +10400,9 @@
       </w:r>
     </w:p>
     <w:p>
-      <w:pPr/>
+      <w:pPr>
+        <w:spacing w:before="0" w:after="0"/>
+      </w:pPr>
       <w:r>
         <w:rPr>
           <w:rFonts w:ascii="Times New Roman" w:hAnsi="Times New Roman" w:eastAsia="Times New Roman" w:cs="Times New Roman"/>
@@ -10946,6 +10960,14 @@
       <w:tblPr>
         <w:tblStyle w:val="Table"/>
         <w:tblW w:type="auto" w:w="0"/>
+        <w:tblBorders>
+          <w:top w:val="single" w:sz="12" w:space="0" w:color="000000"/>
+          <w:left w:val="none" w:sz="0" w:space="0" w:color="auto"/>
+          <w:bottom w:val="single" w:sz="12" w:space="0" w:color="000000"/>
+          <w:right w:val="none" w:sz="0" w:space="0" w:color="auto"/>
+          <w:insideH w:val="none" w:sz="0" w:space="0" w:color="auto"/>
+          <w:insideV w:val="none" w:sz="0" w:space="0" w:color="auto"/>
+        </w:tblBorders>
         <w:tblLook w:firstRow="1" w:lastRow="0" w:firstColumn="0" w:lastColumn="0" w:noHBand="0" w:noVBand="0" w:val="0020"/>
       </w:tblPr>
       <w:tblGrid>
@@ -10958,7 +10980,11 @@
           <w:tblHeader w:val="on"/>
         </w:trPr>
         <w:tc>
-          <w:tcPr/>
+          <w:tcPr>
+            <w:tcBorders>
+              <w:bottom w:val="single" w:sz="8" w:space="0" w:color="000000"/>
+            </w:tcBorders>
+          </w:tcPr>
           <w:p>
             <w:pPr>
               <w:pStyle w:val="Compact"/>
@@ -10981,7 +11007,11 @@
           </w:p>
         </w:tc>
         <w:tc>
-          <w:tcPr/>
+          <w:tcPr>
+            <w:tcBorders>
+              <w:bottom w:val="single" w:sz="8" w:space="0" w:color="000000"/>
+            </w:tcBorders>
+          </w:tcPr>
           <w:p>
             <w:pPr>
               <w:pStyle w:val="Compact"/>
@@ -11004,7 +11034,11 @@
           </w:p>
         </w:tc>
         <w:tc>
-          <w:tcPr/>
+          <w:tcPr>
+            <w:tcBorders>
+              <w:bottom w:val="single" w:sz="8" w:space="0" w:color="000000"/>
+            </w:tcBorders>
+          </w:tcPr>
           <w:p>
             <w:pPr>
               <w:pStyle w:val="Compact"/>
@@ -14587,6 +14621,7 @@
     <w:p>
       <w:pPr>
         <w:pStyle w:val="BodyText"/>
+        <w:spacing w:before="0" w:after="0"/>
       </w:pPr>
       <w:r>
         <w:rPr>
@@ -14734,6 +14769,7 @@
     <w:p>
       <w:pPr>
         <w:pStyle w:val="BodyText"/>
+        <w:spacing w:before="0" w:after="0"/>
       </w:pPr>
       <w:r>
         <w:rPr>
@@ -14894,6 +14930,7 @@
     <w:p>
       <w:pPr>
         <w:pStyle w:val="BodyText"/>
+        <w:spacing w:before="0" w:after="0"/>
       </w:pPr>
       <w:r>
         <w:rPr>
@@ -15032,6 +15069,7 @@
     <w:p>
       <w:pPr>
         <w:pStyle w:val="BodyText"/>
+        <w:spacing w:before="0" w:after="0"/>
       </w:pPr>
       <w:r>
         <w:rPr>
@@ -15607,6 +15645,7 @@
     <w:p>
       <w:pPr>
         <w:pStyle w:val="BodyText"/>
+        <w:spacing w:before="0" w:after="0"/>
       </w:pPr>
       <w:r>
         <w:rPr>
@@ -15636,6 +15675,7 @@
     <w:p>
       <w:pPr>
         <w:pStyle w:val="BodyText"/>
+        <w:spacing w:before="0" w:after="0"/>
       </w:pPr>
       <w:r>
         <w:rPr>
@@ -15735,6 +15775,7 @@
     <w:p>
       <w:pPr>
         <w:pStyle w:val="BodyText"/>
+        <w:spacing w:before="0" w:after="0"/>
       </w:pPr>
       <w:r>
         <w:rPr>
@@ -15802,6 +15843,7 @@
     <w:p>
       <w:pPr>
         <w:pStyle w:val="BodyText"/>
+        <w:spacing w:before="0" w:after="0"/>
       </w:pPr>
       <w:r>
         <w:rPr>
@@ -18285,7 +18327,7 @@
     <ns0:rPr>
       <ns0:rFonts ns0:ascii="Times New Roman" ns0:cs="Times New Roman" ns0:eastAsia="SimHei" ns0:hAnsi="Times New Roman"/>
       <ns0:b/>
-      <ns0:color ns0:val="17324D"/>
+      <ns0:color ns0:val="000000"/>
       <ns0:sz ns0:val="44"/>
       <ns0:szCs ns0:val="56"/>
     </ns0:rPr>
@@ -18427,7 +18469,7 @@
     <ns0:rPr>
       <ns0:rFonts ns0:ascii="Times New Roman" ns0:cs="Times New Roman" ns0:eastAsia="SimHei" ns0:hAnsi="Times New Roman"/>
       <ns0:b/>
-      <ns0:color ns0:val="17324D"/>
+      <ns0:color ns0:val="000000"/>
       <ns0:sz ns0:val="32"/>
       <ns0:szCs ns0:val="40"/>
     </ns0:rPr>
@@ -18451,7 +18493,7 @@
     <ns0:rPr>
       <ns0:rFonts ns0:ascii="Times New Roman" ns0:cs="Times New Roman" ns0:eastAsia="SimHei" ns0:hAnsi="Times New Roman"/>
       <ns0:b/>
-      <ns0:color ns0:val="17324D"/>
+      <ns0:color ns0:val="000000"/>
       <ns0:sz ns0:val="28"/>
       <ns0:szCs ns0:val="32"/>
     </ns0:rPr>
@@ -18475,7 +18517,7 @@
     <ns0:rPr>
       <ns0:rFonts ns0:ascii="Times New Roman" ns0:cs="Times New Roman" ns0:eastAsia="SimHei" ns0:hAnsi="Times New Roman"/>
       <ns0:b/>
-      <ns0:color ns0:val="17324D"/>
+      <ns0:color ns0:val="000000"/>
       <ns0:sz ns0:val="25"/>
       <ns0:szCs ns0:val="28"/>
     </ns0:rPr>
